--- a/ind/docx/017.content.docx
+++ b/ind/docx/017.content.docx
@@ -150,26 +150,6 @@
           <w:lang w:val="id_ID" w:bidi="id_ID"/>
         </w:rPr>
         <w:t>T</w:t>
-      </w:r>
-      <w:r>
-        <w:rPr>
-          <w:lang w:val="id_ID" w:bidi="id_ID"/>
-        </w:rPr>
-      </w:r>
-    </w:p>
-    <w:p>
-      <w:pPr/>
-      <w:r>
-        <w:rPr>
-          <w:lang w:val="id_ID" w:bidi="id_ID"/>
-        </w:rPr>
-      </w:r>
-      <w:r>
-        <w:rPr>
-          <w:i/>
-          <w:lang w:val="id_ID" w:bidi="id_ID"/>
-        </w:rPr>
-        <w:t>Tadeus, Rasul, Takhta, Tanda, Teofilus, Tiang Api dan Tiang Awan, Tomas, Rasul, Tuhan, TUMPUAN KAKI</w:t>
       </w:r>
       <w:r>
         <w:rPr>

--- a/ind/docx/017.content.docx
+++ b/ind/docx/017.content.docx
@@ -19,7 +19,7 @@
         <w:rPr>
           <w:lang w:val="id_ID" w:bidi="id_ID"/>
         </w:rPr>
-        <w:t>Resource: Kamus Alkitab (Tyndale)</w:t>
+        <w:t>Resource: Tyndale Open Bible Dictionary</w:t>
       </w:r>
       <w:r>
         <w:rPr>
@@ -112,7 +112,7 @@
         <w:rPr>
           <w:lang w:val="id_ID" w:bidi="id_ID"/>
         </w:rPr>
-        <w:t>Kamus Alkitab (Tyndale)</w:t>
+        <w:t>Tyndale Open Bible Dictionary</w:t>
       </w:r>
     </w:p>
     <w:p>

--- a/ind/docx/017.content.docx
+++ b/ind/docx/017.content.docx
@@ -19,7 +19,7 @@
         <w:rPr>
           <w:lang w:val="id_ID" w:bidi="id_ID"/>
         </w:rPr>
-        <w:t>Resource: Tyndale Open Bible Dictionary</w:t>
+        <w:t>Resource: Aquifer Open Bible Dictionary</w:t>
       </w:r>
       <w:r>
         <w:rPr>
@@ -112,7 +112,7 @@
         <w:rPr>
           <w:lang w:val="id_ID" w:bidi="id_ID"/>
         </w:rPr>
-        <w:t>Tyndale Open Bible Dictionary</w:t>
+        <w:t>Aquifer Open Bible Dictionary</w:t>
       </w:r>
     </w:p>
     <w:p>

--- a/ind/docx/017.content.docx
+++ b/ind/docx/017.content.docx
@@ -233,72 +233,48 @@
         </w:rPr>
         <w:t xml:space="preserve">Salah satu dari 12 rasul pertama menurut daftar dalam </w:t>
       </w:r>
-      <w:hyperlink r:id="rId13">
-        <w:r>
-          <w:rPr>
-            <w:lang w:val="id_ID" w:bidi="id_ID"/>
-          </w:rPr>
-          <w:rPr>
-            <w:color w:val="0000EE"/>
-            <w:u w:val="single"/>
-          </w:rPr>
-          <w:t>Mrk. 3:18</w:t>
-        </w:r>
-      </w:hyperlink>
+      <w:r>
+        <w:rPr>
+          <w:lang w:val="id_ID" w:bidi="id_ID"/>
+        </w:rPr>
+        <w:t>Mrk. 3:18</w:t>
+      </w:r>
       <w:r>
         <w:rPr>
           <w:lang w:val="id_ID" w:bidi="id_ID"/>
         </w:rPr>
         <w:t xml:space="preserve"> dan </w:t>
       </w:r>
-      <w:hyperlink r:id="rId14">
-        <w:r>
-          <w:rPr>
-            <w:lang w:val="id_ID" w:bidi="id_ID"/>
-          </w:rPr>
-          <w:rPr>
-            <w:color w:val="0000EE"/>
-            <w:u w:val="single"/>
-          </w:rPr>
-          <w:t>Mat. 10:3</w:t>
-        </w:r>
-      </w:hyperlink>
+      <w:r>
+        <w:rPr>
+          <w:lang w:val="id_ID" w:bidi="id_ID"/>
+        </w:rPr>
+        <w:t>Mat. 10:3</w:t>
+      </w:r>
       <w:r>
         <w:rPr>
           <w:lang w:val="id_ID" w:bidi="id_ID"/>
         </w:rPr>
         <w:t xml:space="preserve"> (KJV "Lebbaeus, yang dijuluki Thaddaeus"). Sangat mungkin bahwa ini adalah orang yang sama dengan Yudas anak Yakobus (bukan Iskariot) dalam </w:t>
       </w:r>
-      <w:hyperlink r:id="rId15">
-        <w:r>
-          <w:rPr>
-            <w:lang w:val="id_ID" w:bidi="id_ID"/>
-          </w:rPr>
-          <w:rPr>
-            <w:color w:val="0000EE"/>
-            <w:u w:val="single"/>
-          </w:rPr>
-          <w:t>Luk. 6:16</w:t>
-        </w:r>
-      </w:hyperlink>
+      <w:r>
+        <w:rPr>
+          <w:lang w:val="id_ID" w:bidi="id_ID"/>
+        </w:rPr>
+        <w:t>Luk. 6:16</w:t>
+      </w:r>
       <w:r>
         <w:rPr>
           <w:lang w:val="id_ID" w:bidi="id_ID"/>
         </w:rPr>
         <w:t xml:space="preserve"> dan </w:t>
       </w:r>
-      <w:hyperlink r:id="rId16">
-        <w:r>
-          <w:rPr>
-            <w:lang w:val="id_ID" w:bidi="id_ID"/>
-          </w:rPr>
-          <w:rPr>
-            <w:color w:val="0000EE"/>
-            <w:u w:val="single"/>
-          </w:rPr>
-          <w:t>Kisah 1:13</w:t>
-        </w:r>
-      </w:hyperlink>
+      <w:r>
+        <w:rPr>
+          <w:lang w:val="id_ID" w:bidi="id_ID"/>
+        </w:rPr>
+        <w:t>Kisah 1:13</w:t>
+      </w:r>
       <w:r>
         <w:rPr>
           <w:lang w:val="id_ID" w:bidi="id_ID"/>
@@ -378,54 +354,36 @@
         </w:rPr>
         <w:t>Sebuah kursi seremonial yang tinggi. Ini melambangkan arti penting dan otoritas orang yang mendudukinya. Ketika kata "takhta" menyebar, itu menjadi simbol kekuasaan raja. Itu kemudian berarti kerajaan itu sendiri. Ketika Firaun menjadikan Yusuf sebagai wakil raja, dia berkata, "Hanya takhta inilah kelebihanku dari padamu" (</w:t>
       </w:r>
-      <w:hyperlink r:id="rId17">
-        <w:r>
-          <w:rPr>
-            <w:lang w:val="id_ID" w:bidi="id_ID"/>
-          </w:rPr>
-          <w:rPr>
-            <w:color w:val="0000EE"/>
-            <w:u w:val="single"/>
-          </w:rPr>
-          <w:t>Kej. 41:40</w:t>
-        </w:r>
-      </w:hyperlink>
+      <w:r>
+        <w:rPr>
+          <w:lang w:val="id_ID" w:bidi="id_ID"/>
+        </w:rPr>
+        <w:t>Kej. 41:40</w:t>
+      </w:r>
       <w:r>
         <w:rPr>
           <w:lang w:val="id_ID" w:bidi="id_ID"/>
         </w:rPr>
         <w:t>). Penetapan Daud sebagai raja Israel setara dengan penetapan takhta Daud (</w:t>
       </w:r>
-      <w:hyperlink r:id="rId18">
-        <w:r>
-          <w:rPr>
-            <w:lang w:val="id_ID" w:bidi="id_ID"/>
-          </w:rPr>
-          <w:rPr>
-            <w:color w:val="0000EE"/>
-            <w:u w:val="single"/>
-          </w:rPr>
-          <w:t>2Sam. 3:10</w:t>
-        </w:r>
-      </w:hyperlink>
+      <w:r>
+        <w:rPr>
+          <w:lang w:val="id_ID" w:bidi="id_ID"/>
+        </w:rPr>
+        <w:t>2Sam. 3:10</w:t>
+      </w:r>
       <w:r>
         <w:rPr>
           <w:lang w:val="id_ID" w:bidi="id_ID"/>
         </w:rPr>
         <w:t>). Menduduki takhta menunjukkan suksesi gelar raja (</w:t>
       </w:r>
-      <w:hyperlink r:id="rId19">
-        <w:r>
-          <w:rPr>
-            <w:lang w:val="id_ID" w:bidi="id_ID"/>
-          </w:rPr>
-          <w:rPr>
-            <w:color w:val="0000EE"/>
-            <w:u w:val="single"/>
-          </w:rPr>
-          <w:t>1Raj. 1:46</w:t>
-        </w:r>
-      </w:hyperlink>
+      <w:r>
+        <w:rPr>
+          <w:lang w:val="id_ID" w:bidi="id_ID"/>
+        </w:rPr>
+        <w:t>1Raj. 1:46</w:t>
+      </w:r>
       <w:r>
         <w:rPr>
           <w:lang w:val="id_ID" w:bidi="id_ID"/>
@@ -446,54 +404,36 @@
         </w:rPr>
         <w:t>Hanya satu takhta yang dijelaskan secara detail dalam Perjanjian Lama, yaitu takhta Salomo (</w:t>
       </w:r>
-      <w:hyperlink r:id="rId20">
-        <w:r>
-          <w:rPr>
-            <w:lang w:val="id_ID" w:bidi="id_ID"/>
-          </w:rPr>
-          <w:rPr>
-            <w:color w:val="0000EE"/>
-            <w:u w:val="single"/>
-          </w:rPr>
-          <w:t>1Raj. 10:18–20</w:t>
-        </w:r>
-      </w:hyperlink>
+      <w:r>
+        <w:rPr>
+          <w:lang w:val="id_ID" w:bidi="id_ID"/>
+        </w:rPr>
+        <w:t>1Raj. 10:18–20</w:t>
+      </w:r>
       <w:r>
         <w:rPr>
           <w:lang w:val="id_ID" w:bidi="id_ID"/>
         </w:rPr>
         <w:t xml:space="preserve">; </w:t>
       </w:r>
-      <w:hyperlink r:id="rId21">
-        <w:r>
-          <w:rPr>
-            <w:lang w:val="id_ID" w:bidi="id_ID"/>
-          </w:rPr>
-          <w:rPr>
-            <w:color w:val="0000EE"/>
-            <w:u w:val="single"/>
-          </w:rPr>
-          <w:t>2Taw. 9:17–19</w:t>
-        </w:r>
-      </w:hyperlink>
+      <w:r>
+        <w:rPr>
+          <w:lang w:val="id_ID" w:bidi="id_ID"/>
+        </w:rPr>
+        <w:t>2Taw. 9:17–19</w:t>
+      </w:r>
       <w:r>
         <w:rPr>
           <w:lang w:val="id_ID" w:bidi="id_ID"/>
         </w:rPr>
         <w:t>). Deskripsi dan monumen kuno menunjukkan takhta. Mereka mengisyaratkan penampilan takhta Israel. Sebuah kursi yang dibangun tinggi dengan enam anak tangga menuju ke atasnya, takhta itu sebagian terbuat dari gading dan dilapisi dengan emas. Takhta tersebut memiliki sandaran dan dudukan lengan. Ada patung singa di sampingnya dan enam patung serupa di kedua sisi tangga. Meskipun tidak disebutkan dalam deskripsi Perjanjian Lama, sebuah tumpuan kaki adalah bagian yang tak terpisahkan dari takhta (</w:t>
       </w:r>
-      <w:hyperlink r:id="rId22">
-        <w:r>
-          <w:rPr>
-            <w:lang w:val="id_ID" w:bidi="id_ID"/>
-          </w:rPr>
-          <w:rPr>
-            <w:color w:val="0000EE"/>
-            <w:u w:val="single"/>
-          </w:rPr>
-          <w:t>Yes. 66:1</w:t>
-        </w:r>
-      </w:hyperlink>
+      <w:r>
+        <w:rPr>
+          <w:lang w:val="id_ID" w:bidi="id_ID"/>
+        </w:rPr>
+        <w:t>Yes. 66:1</w:t>
+      </w:r>
       <w:r>
         <w:rPr>
           <w:lang w:val="id_ID" w:bidi="id_ID"/>
@@ -545,18 +485,12 @@
         </w:rPr>
         <w:t>Seorang imam (</w:t>
       </w:r>
-      <w:hyperlink r:id="rId23">
-        <w:r>
-          <w:rPr>
-            <w:lang w:val="id_ID" w:bidi="id_ID"/>
-          </w:rPr>
-          <w:rPr>
-            <w:color w:val="0000EE"/>
-            <w:u w:val="single"/>
-          </w:rPr>
-          <w:t>1 Samuel 4:13, 18</w:t>
-        </w:r>
-      </w:hyperlink>
+      <w:r>
+        <w:rPr>
+          <w:lang w:val="id_ID" w:bidi="id_ID"/>
+        </w:rPr>
+        <w:t>1 Samuel 4:13, 18</w:t>
+      </w:r>
       <w:r>
         <w:rPr>
           <w:lang w:val="id_ID" w:bidi="id_ID"/>
@@ -581,18 +515,12 @@
         </w:rPr>
         <w:t>Seorang penguasa (</w:t>
       </w:r>
-      <w:hyperlink r:id="rId24">
-        <w:r>
-          <w:rPr>
-            <w:lang w:val="id_ID" w:bidi="id_ID"/>
-          </w:rPr>
-          <w:rPr>
-            <w:color w:val="0000EE"/>
-            <w:u w:val="single"/>
-          </w:rPr>
-          <w:t>Mazmur 94:20</w:t>
-        </w:r>
-      </w:hyperlink>
+      <w:r>
+        <w:rPr>
+          <w:lang w:val="id_ID" w:bidi="id_ID"/>
+        </w:rPr>
+        <w:t>Mazmur 94:20</w:t>
+      </w:r>
       <w:r>
         <w:rPr>
           <w:lang w:val="id_ID" w:bidi="id_ID"/>
@@ -617,18 +545,12 @@
         </w:rPr>
         <w:t>Seorang perwira militer (</w:t>
       </w:r>
-      <w:hyperlink r:id="rId25">
-        <w:r>
-          <w:rPr>
-            <w:lang w:val="id_ID" w:bidi="id_ID"/>
-          </w:rPr>
-          <w:rPr>
-            <w:color w:val="0000EE"/>
-            <w:u w:val="single"/>
-          </w:rPr>
-          <w:t>Yeremia 1:15</w:t>
-        </w:r>
-      </w:hyperlink>
+      <w:r>
+        <w:rPr>
+          <w:lang w:val="id_ID" w:bidi="id_ID"/>
+        </w:rPr>
+        <w:t>Yeremia 1:15</w:t>
+      </w:r>
       <w:r>
         <w:rPr>
           <w:lang w:val="id_ID" w:bidi="id_ID"/>
@@ -653,18 +575,12 @@
         </w:rPr>
         <w:t>Seorang tamu yang dihormati (</w:t>
       </w:r>
-      <w:hyperlink r:id="rId26">
-        <w:r>
-          <w:rPr>
-            <w:lang w:val="id_ID" w:bidi="id_ID"/>
-          </w:rPr>
-          <w:rPr>
-            <w:color w:val="0000EE"/>
-            <w:u w:val="single"/>
-          </w:rPr>
-          <w:t>2 Raja-raja 4:10</w:t>
-        </w:r>
-      </w:hyperlink>
+      <w:r>
+        <w:rPr>
+          <w:lang w:val="id_ID" w:bidi="id_ID"/>
+        </w:rPr>
+        <w:t>2 Raja-raja 4:10</w:t>
+      </w:r>
       <w:r>
         <w:rPr>
           <w:lang w:val="id_ID" w:bidi="id_ID"/>
@@ -685,54 +601,36 @@
         </w:rPr>
         <w:t>Ini terutama merujuk pada kursi raja tempat dia memerintah. Perjanjian Lama merujuk pada takhta raja-raja asing (</w:t>
       </w:r>
-      <w:hyperlink r:id="rId27">
-        <w:r>
-          <w:rPr>
-            <w:lang w:val="id_ID" w:bidi="id_ID"/>
-          </w:rPr>
-          <w:rPr>
-            <w:color w:val="0000EE"/>
-            <w:u w:val="single"/>
-          </w:rPr>
-          <w:t>Kel. 11:5</w:t>
-        </w:r>
-      </w:hyperlink>
+      <w:r>
+        <w:rPr>
+          <w:lang w:val="id_ID" w:bidi="id_ID"/>
+        </w:rPr>
+        <w:t>Kel. 11:5</w:t>
+      </w:r>
       <w:r>
         <w:rPr>
           <w:lang w:val="id_ID" w:bidi="id_ID"/>
         </w:rPr>
         <w:t xml:space="preserve">; </w:t>
       </w:r>
-      <w:hyperlink r:id="rId28">
-        <w:r>
-          <w:rPr>
-            <w:lang w:val="id_ID" w:bidi="id_ID"/>
-          </w:rPr>
-          <w:rPr>
-            <w:color w:val="0000EE"/>
-            <w:u w:val="single"/>
-          </w:rPr>
-          <w:t>Yer. 43:10</w:t>
-        </w:r>
-      </w:hyperlink>
+      <w:r>
+        <w:rPr>
+          <w:lang w:val="id_ID" w:bidi="id_ID"/>
+        </w:rPr>
+        <w:t>Yer. 43:10</w:t>
+      </w:r>
       <w:r>
         <w:rPr>
           <w:lang w:val="id_ID" w:bidi="id_ID"/>
         </w:rPr>
         <w:t xml:space="preserve">; </w:t>
       </w:r>
-      <w:hyperlink r:id="rId29">
-        <w:r>
-          <w:rPr>
-            <w:lang w:val="id_ID" w:bidi="id_ID"/>
-          </w:rPr>
-          <w:rPr>
-            <w:color w:val="0000EE"/>
-            <w:u w:val="single"/>
-          </w:rPr>
-          <w:t>Yun. 3:6</w:t>
-        </w:r>
-      </w:hyperlink>
+      <w:r>
+        <w:rPr>
+          <w:lang w:val="id_ID" w:bidi="id_ID"/>
+        </w:rPr>
+        <w:t>Yun. 3:6</w:t>
+      </w:r>
       <w:r>
         <w:rPr>
           <w:lang w:val="id_ID" w:bidi="id_ID"/>
@@ -753,18 +651,12 @@
         </w:rPr>
         <w:t>Allah Israel digambarkan secara metaforis sebagai duduk di atas takhta (</w:t>
       </w:r>
-      <w:hyperlink r:id="rId22">
-        <w:r>
-          <w:rPr>
-            <w:lang w:val="id_ID" w:bidi="id_ID"/>
-          </w:rPr>
-          <w:rPr>
-            <w:color w:val="0000EE"/>
-            <w:u w:val="single"/>
-          </w:rPr>
-          <w:t>Yes. 66:1</w:t>
-        </w:r>
-      </w:hyperlink>
+      <w:r>
+        <w:rPr>
+          <w:lang w:val="id_ID" w:bidi="id_ID"/>
+        </w:rPr>
+        <w:t>Yes. 66:1</w:t>
+      </w:r>
       <w:r>
         <w:rPr>
           <w:lang w:val="id_ID" w:bidi="id_ID"/>
@@ -789,18 +681,12 @@
         </w:rPr>
         <w:t>Mikha (</w:t>
       </w:r>
-      <w:hyperlink r:id="rId30">
-        <w:r>
-          <w:rPr>
-            <w:lang w:val="id_ID" w:bidi="id_ID"/>
-          </w:rPr>
-          <w:rPr>
-            <w:color w:val="0000EE"/>
-            <w:u w:val="single"/>
-          </w:rPr>
-          <w:t>1 Raja-raja 22:19</w:t>
-        </w:r>
-      </w:hyperlink>
+      <w:r>
+        <w:rPr>
+          <w:lang w:val="id_ID" w:bidi="id_ID"/>
+        </w:rPr>
+        <w:t>1 Raja-raja 22:19</w:t>
+      </w:r>
       <w:r>
         <w:rPr>
           <w:lang w:val="id_ID" w:bidi="id_ID"/>
@@ -825,18 +711,12 @@
         </w:rPr>
         <w:t>Yesaya (</w:t>
       </w:r>
-      <w:hyperlink r:id="rId31">
-        <w:r>
-          <w:rPr>
-            <w:lang w:val="id_ID" w:bidi="id_ID"/>
-          </w:rPr>
-          <w:rPr>
-            <w:color w:val="0000EE"/>
-            <w:u w:val="single"/>
-          </w:rPr>
-          <w:t>Yesaya 6:1–3</w:t>
-        </w:r>
-      </w:hyperlink>
+      <w:r>
+        <w:rPr>
+          <w:lang w:val="id_ID" w:bidi="id_ID"/>
+        </w:rPr>
+        <w:t>Yesaya 6:1–3</w:t>
+      </w:r>
       <w:r>
         <w:rPr>
           <w:lang w:val="id_ID" w:bidi="id_ID"/>
@@ -861,36 +741,24 @@
         </w:rPr>
         <w:t>Yehezkiel (</w:t>
       </w:r>
-      <w:hyperlink r:id="rId32">
-        <w:r>
-          <w:rPr>
-            <w:lang w:val="id_ID" w:bidi="id_ID"/>
-          </w:rPr>
-          <w:rPr>
-            <w:color w:val="0000EE"/>
-            <w:u w:val="single"/>
-          </w:rPr>
-          <w:t>Yehezkiel 1:4–28</w:t>
-        </w:r>
-      </w:hyperlink>
+      <w:r>
+        <w:rPr>
+          <w:lang w:val="id_ID" w:bidi="id_ID"/>
+        </w:rPr>
+        <w:t>Yehezkiel 1:4–28</w:t>
+      </w:r>
       <w:r>
         <w:rPr>
           <w:lang w:val="id_ID" w:bidi="id_ID"/>
         </w:rPr>
         <w:t xml:space="preserve">; </w:t>
       </w:r>
-      <w:hyperlink r:id="rId33">
-        <w:r>
-          <w:rPr>
-            <w:lang w:val="id_ID" w:bidi="id_ID"/>
-          </w:rPr>
-          <w:rPr>
-            <w:color w:val="0000EE"/>
-            <w:u w:val="single"/>
-          </w:rPr>
-          <w:t>10:1</w:t>
-        </w:r>
-      </w:hyperlink>
+      <w:r>
+        <w:rPr>
+          <w:lang w:val="id_ID" w:bidi="id_ID"/>
+        </w:rPr>
+        <w:t>10:1</w:t>
+      </w:r>
       <w:r>
         <w:rPr>
           <w:lang w:val="id_ID" w:bidi="id_ID"/>
@@ -915,18 +783,12 @@
         </w:rPr>
         <w:t>Daniel (</w:t>
       </w:r>
-      <w:hyperlink r:id="rId34">
-        <w:r>
-          <w:rPr>
-            <w:lang w:val="id_ID" w:bidi="id_ID"/>
-          </w:rPr>
-          <w:rPr>
-            <w:color w:val="0000EE"/>
-            <w:u w:val="single"/>
-          </w:rPr>
-          <w:t>Daniel 7:9–10</w:t>
-        </w:r>
-      </w:hyperlink>
+      <w:r>
+        <w:rPr>
+          <w:lang w:val="id_ID" w:bidi="id_ID"/>
+        </w:rPr>
+        <w:t>Daniel 7:9–10</w:t>
+      </w:r>
       <w:r>
         <w:rPr>
           <w:lang w:val="id_ID" w:bidi="id_ID"/>
@@ -947,18 +809,12 @@
         </w:rPr>
         <w:t xml:space="preserve">Kemudian, penglihatan Yehezkiel tentang takhta Allah memiliki arti penting dalam "mistisisme takhta" Yahudi. Dalam </w:t>
       </w:r>
-      <w:hyperlink r:id="rId35">
-        <w:r>
-          <w:rPr>
-            <w:lang w:val="id_ID" w:bidi="id_ID"/>
-          </w:rPr>
-          <w:rPr>
-            <w:color w:val="0000EE"/>
-            <w:u w:val="single"/>
-          </w:rPr>
-          <w:t>Why. 4</w:t>
-        </w:r>
-      </w:hyperlink>
+      <w:r>
+        <w:rPr>
+          <w:lang w:val="id_ID" w:bidi="id_ID"/>
+        </w:rPr>
+        <w:t>Why. 4</w:t>
+      </w:r>
       <w:r>
         <w:rPr>
           <w:lang w:val="id_ID" w:bidi="id_ID"/>
@@ -979,36 +835,24 @@
         </w:rPr>
         <w:t>Takhta Allah biasanya di surga (</w:t>
       </w:r>
-      <w:hyperlink r:id="rId36">
-        <w:r>
-          <w:rPr>
-            <w:lang w:val="id_ID" w:bidi="id_ID"/>
-          </w:rPr>
-          <w:rPr>
-            <w:color w:val="0000EE"/>
-            <w:u w:val="single"/>
-          </w:rPr>
-          <w:t>Mzm. 11:4</w:t>
-        </w:r>
-      </w:hyperlink>
+      <w:r>
+        <w:rPr>
+          <w:lang w:val="id_ID" w:bidi="id_ID"/>
+        </w:rPr>
+        <w:t>Mzm. 11:4</w:t>
+      </w:r>
       <w:r>
         <w:rPr>
           <w:lang w:val="id_ID" w:bidi="id_ID"/>
         </w:rPr>
         <w:t xml:space="preserve">; </w:t>
       </w:r>
-      <w:hyperlink r:id="rId37">
-        <w:r>
-          <w:rPr>
-            <w:lang w:val="id_ID" w:bidi="id_ID"/>
-          </w:rPr>
-          <w:rPr>
-            <w:color w:val="0000EE"/>
-            <w:u w:val="single"/>
-          </w:rPr>
-          <w:t>Mat. 5:34</w:t>
-        </w:r>
-      </w:hyperlink>
+      <w:r>
+        <w:rPr>
+          <w:lang w:val="id_ID" w:bidi="id_ID"/>
+        </w:rPr>
+        <w:t>Mat. 5:34</w:t>
+      </w:r>
       <w:r>
         <w:rPr>
           <w:lang w:val="id_ID" w:bidi="id_ID"/>
@@ -1033,18 +877,12 @@
         </w:rPr>
         <w:t>Yerusalem (</w:t>
       </w:r>
-      <w:hyperlink r:id="rId38">
-        <w:r>
-          <w:rPr>
-            <w:lang w:val="id_ID" w:bidi="id_ID"/>
-          </w:rPr>
-          <w:rPr>
-            <w:color w:val="0000EE"/>
-            <w:u w:val="single"/>
-          </w:rPr>
-          <w:t>Yeremia 3:17</w:t>
-        </w:r>
-      </w:hyperlink>
+      <w:r>
+        <w:rPr>
+          <w:lang w:val="id_ID" w:bidi="id_ID"/>
+        </w:rPr>
+        <w:t>Yeremia 3:17</w:t>
+      </w:r>
       <w:r>
         <w:rPr>
           <w:lang w:val="id_ID" w:bidi="id_ID"/>
@@ -1069,18 +907,12 @@
         </w:rPr>
         <w:t>Bait Suci (</w:t>
       </w:r>
-      <w:hyperlink r:id="rId39">
-        <w:r>
-          <w:rPr>
-            <w:lang w:val="id_ID" w:bidi="id_ID"/>
-          </w:rPr>
-          <w:rPr>
-            <w:color w:val="0000EE"/>
-            <w:u w:val="single"/>
-          </w:rPr>
-          <w:t>Yehezkiel 43:6–7</w:t>
-        </w:r>
-      </w:hyperlink>
+      <w:r>
+        <w:rPr>
+          <w:lang w:val="id_ID" w:bidi="id_ID"/>
+        </w:rPr>
+        <w:t>Yehezkiel 43:6–7</w:t>
+      </w:r>
       <w:r>
         <w:rPr>
           <w:lang w:val="id_ID" w:bidi="id_ID"/>
@@ -1105,18 +937,12 @@
         </w:rPr>
         <w:t>Israel (</w:t>
       </w:r>
-      <w:hyperlink r:id="rId40">
-        <w:r>
-          <w:rPr>
-            <w:lang w:val="id_ID" w:bidi="id_ID"/>
-          </w:rPr>
-          <w:rPr>
-            <w:color w:val="0000EE"/>
-            <w:u w:val="single"/>
-          </w:rPr>
-          <w:t>Yeremia 14:21</w:t>
-        </w:r>
-      </w:hyperlink>
+      <w:r>
+        <w:rPr>
+          <w:lang w:val="id_ID" w:bidi="id_ID"/>
+        </w:rPr>
+        <w:t>Yeremia 14:21</w:t>
+      </w:r>
       <w:r>
         <w:rPr>
           <w:lang w:val="id_ID" w:bidi="id_ID"/>
@@ -1137,72 +963,48 @@
         </w:rPr>
         <w:t>Konsep takhta Kristus jarang ditemukan dalam Perjanjian Lama (</w:t>
       </w:r>
-      <w:hyperlink r:id="rId41">
-        <w:r>
-          <w:rPr>
-            <w:lang w:val="id_ID" w:bidi="id_ID"/>
-          </w:rPr>
-          <w:rPr>
-            <w:color w:val="0000EE"/>
-            <w:u w:val="single"/>
-          </w:rPr>
-          <w:t>Yes. 9:7</w:t>
-        </w:r>
-      </w:hyperlink>
+      <w:r>
+        <w:rPr>
+          <w:lang w:val="id_ID" w:bidi="id_ID"/>
+        </w:rPr>
+        <w:t>Yes. 9:7</w:t>
+      </w:r>
       <w:r>
         <w:rPr>
           <w:lang w:val="id_ID" w:bidi="id_ID"/>
         </w:rPr>
         <w:t xml:space="preserve">; </w:t>
       </w:r>
-      <w:hyperlink r:id="rId42">
-        <w:r>
-          <w:rPr>
-            <w:lang w:val="id_ID" w:bidi="id_ID"/>
-          </w:rPr>
-          <w:rPr>
-            <w:color w:val="0000EE"/>
-            <w:u w:val="single"/>
-          </w:rPr>
-          <w:t>Yer. 17:25</w:t>
-        </w:r>
-      </w:hyperlink>
+      <w:r>
+        <w:rPr>
+          <w:lang w:val="id_ID" w:bidi="id_ID"/>
+        </w:rPr>
+        <w:t>Yer. 17:25</w:t>
+      </w:r>
       <w:r>
         <w:rPr>
           <w:lang w:val="id_ID" w:bidi="id_ID"/>
         </w:rPr>
         <w:t>) tetapi umum dalam Perjanjian Baru (</w:t>
       </w:r>
-      <w:hyperlink r:id="rId43">
-        <w:r>
-          <w:rPr>
-            <w:lang w:val="id_ID" w:bidi="id_ID"/>
-          </w:rPr>
-          <w:rPr>
-            <w:color w:val="0000EE"/>
-            <w:u w:val="single"/>
-          </w:rPr>
-          <w:t>Luk. 1:32</w:t>
-        </w:r>
-      </w:hyperlink>
+      <w:r>
+        <w:rPr>
+          <w:lang w:val="id_ID" w:bidi="id_ID"/>
+        </w:rPr>
+        <w:t>Luk. 1:32</w:t>
+      </w:r>
       <w:r>
         <w:rPr>
           <w:lang w:val="id_ID" w:bidi="id_ID"/>
         </w:rPr>
         <w:t xml:space="preserve">; </w:t>
       </w:r>
-      <w:hyperlink r:id="rId44">
-        <w:r>
-          <w:rPr>
-            <w:lang w:val="id_ID" w:bidi="id_ID"/>
-          </w:rPr>
-          <w:rPr>
-            <w:color w:val="0000EE"/>
-            <w:u w:val="single"/>
-          </w:rPr>
-          <w:t>Kisah 2:30</w:t>
-        </w:r>
-      </w:hyperlink>
+      <w:r>
+        <w:rPr>
+          <w:lang w:val="id_ID" w:bidi="id_ID"/>
+        </w:rPr>
+        <w:t>Kisah 2:30</w:t>
+      </w:r>
       <w:r>
         <w:rPr>
           <w:lang w:val="id_ID" w:bidi="id_ID"/>
@@ -1282,180 +1084,120 @@
         </w:rPr>
         <w:t>Dalam beberapa contoh dalam PL, “tanda” merujuk kepada pengamatan benda-benda langit dalam pengertian astrologi (</w:t>
       </w:r>
-      <w:hyperlink r:id="rId45">
-        <w:r>
-          <w:rPr>
-            <w:lang w:val="id_ID" w:bidi="id_ID"/>
-          </w:rPr>
-          <w:rPr>
-            <w:color w:val="0000EE"/>
-            <w:u w:val="single"/>
-          </w:rPr>
-          <w:t>Kej. 1:14</w:t>
-        </w:r>
-      </w:hyperlink>
+      <w:r>
+        <w:rPr>
+          <w:lang w:val="id_ID" w:bidi="id_ID"/>
+        </w:rPr>
+        <w:t>Kej. 1:14</w:t>
+      </w:r>
       <w:r>
         <w:rPr>
           <w:lang w:val="id_ID" w:bidi="id_ID"/>
         </w:rPr>
         <w:t xml:space="preserve">; </w:t>
       </w:r>
-      <w:hyperlink r:id="rId46">
-        <w:r>
-          <w:rPr>
-            <w:lang w:val="id_ID" w:bidi="id_ID"/>
-          </w:rPr>
-          <w:rPr>
-            <w:color w:val="0000EE"/>
-            <w:u w:val="single"/>
-          </w:rPr>
-          <w:t>Yer. 10:2</w:t>
-        </w:r>
-      </w:hyperlink>
+      <w:r>
+        <w:rPr>
+          <w:lang w:val="id_ID" w:bidi="id_ID"/>
+        </w:rPr>
+        <w:t>Yer. 10:2</w:t>
+      </w:r>
       <w:r>
         <w:rPr>
           <w:lang w:val="id_ID" w:bidi="id_ID"/>
         </w:rPr>
         <w:t>), atau kepada “tanda-tanda dan mujizat-mujizat” sebagai penanda tindakan-tindakan Allah yang ajaib di dalam sejarah dunia (</w:t>
       </w:r>
-      <w:hyperlink r:id="rId47">
-        <w:r>
-          <w:rPr>
-            <w:lang w:val="id_ID" w:bidi="id_ID"/>
-          </w:rPr>
-          <w:rPr>
-            <w:color w:val="0000EE"/>
-            <w:u w:val="single"/>
-          </w:rPr>
-          <w:t>Ul. 4:34</w:t>
-        </w:r>
-      </w:hyperlink>
+      <w:r>
+        <w:rPr>
+          <w:lang w:val="id_ID" w:bidi="id_ID"/>
+        </w:rPr>
+        <w:t>Ul. 4:34</w:t>
+      </w:r>
       <w:r>
         <w:rPr>
           <w:lang w:val="id_ID" w:bidi="id_ID"/>
         </w:rPr>
         <w:t xml:space="preserve">; </w:t>
       </w:r>
-      <w:hyperlink r:id="rId48">
-        <w:r>
-          <w:rPr>
-            <w:lang w:val="id_ID" w:bidi="id_ID"/>
-          </w:rPr>
-          <w:rPr>
-            <w:color w:val="0000EE"/>
-            <w:u w:val="single"/>
-          </w:rPr>
-          <w:t>6:22</w:t>
-        </w:r>
-      </w:hyperlink>
+      <w:r>
+        <w:rPr>
+          <w:lang w:val="id_ID" w:bidi="id_ID"/>
+        </w:rPr>
+        <w:t>6:22</w:t>
+      </w:r>
       <w:r>
         <w:rPr>
           <w:lang w:val="id_ID" w:bidi="id_ID"/>
         </w:rPr>
         <w:t xml:space="preserve">; </w:t>
       </w:r>
-      <w:hyperlink r:id="rId49">
-        <w:r>
-          <w:rPr>
-            <w:lang w:val="id_ID" w:bidi="id_ID"/>
-          </w:rPr>
-          <w:rPr>
-            <w:color w:val="0000EE"/>
-            <w:u w:val="single"/>
-          </w:rPr>
-          <w:t>Neh. 9:10</w:t>
-        </w:r>
-      </w:hyperlink>
+      <w:r>
+        <w:rPr>
+          <w:lang w:val="id_ID" w:bidi="id_ID"/>
+        </w:rPr>
+        <w:t>Neh. 9:10</w:t>
+      </w:r>
       <w:r>
         <w:rPr>
           <w:lang w:val="id_ID" w:bidi="id_ID"/>
         </w:rPr>
         <w:t xml:space="preserve">; </w:t>
       </w:r>
-      <w:hyperlink r:id="rId50">
-        <w:r>
-          <w:rPr>
-            <w:lang w:val="id_ID" w:bidi="id_ID"/>
-          </w:rPr>
-          <w:rPr>
-            <w:color w:val="0000EE"/>
-            <w:u w:val="single"/>
-          </w:rPr>
-          <w:t>Mzm. 105:27</w:t>
-        </w:r>
-      </w:hyperlink>
+      <w:r>
+        <w:rPr>
+          <w:lang w:val="id_ID" w:bidi="id_ID"/>
+        </w:rPr>
+        <w:t>Mzm. 105:27</w:t>
+      </w:r>
       <w:r>
         <w:rPr>
           <w:lang w:val="id_ID" w:bidi="id_ID"/>
         </w:rPr>
         <w:t xml:space="preserve">; </w:t>
       </w:r>
-      <w:hyperlink r:id="rId51">
-        <w:r>
-          <w:rPr>
-            <w:lang w:val="id_ID" w:bidi="id_ID"/>
-          </w:rPr>
-          <w:rPr>
-            <w:color w:val="0000EE"/>
-            <w:u w:val="single"/>
-          </w:rPr>
-          <w:t>Yer. 32:20</w:t>
-        </w:r>
-      </w:hyperlink>
+      <w:r>
+        <w:rPr>
+          <w:lang w:val="id_ID" w:bidi="id_ID"/>
+        </w:rPr>
+        <w:t>Yer. 32:20</w:t>
+      </w:r>
       <w:r>
         <w:rPr>
           <w:lang w:val="id_ID" w:bidi="id_ID"/>
         </w:rPr>
         <w:t>). Pada kesempatan lain, hukum Taurat digunakan sebagai lambang perjanjian Musa. Dengan demikian, mengenakan hukum Taurat di pergelangan tangan dan dahi serta memelihara hari Sabat dianggap sebagai tanda hubungan antara Israel dengan Allah (</w:t>
       </w:r>
-      <w:hyperlink r:id="rId52">
-        <w:r>
-          <w:rPr>
-            <w:lang w:val="id_ID" w:bidi="id_ID"/>
-          </w:rPr>
-          <w:rPr>
-            <w:color w:val="0000EE"/>
-            <w:u w:val="single"/>
-          </w:rPr>
-          <w:t>Ul. 6:8</w:t>
-        </w:r>
-      </w:hyperlink>
+      <w:r>
+        <w:rPr>
+          <w:lang w:val="id_ID" w:bidi="id_ID"/>
+        </w:rPr>
+        <w:t>Ul. 6:8</w:t>
+      </w:r>
       <w:r>
         <w:rPr>
           <w:lang w:val="id_ID" w:bidi="id_ID"/>
         </w:rPr>
         <w:t xml:space="preserve">; </w:t>
       </w:r>
-      <w:hyperlink r:id="rId53">
-        <w:r>
-          <w:rPr>
-            <w:lang w:val="id_ID" w:bidi="id_ID"/>
-          </w:rPr>
-          <w:rPr>
-            <w:color w:val="0000EE"/>
-            <w:u w:val="single"/>
-          </w:rPr>
-          <w:t>11:18</w:t>
-        </w:r>
-      </w:hyperlink>
+      <w:r>
+        <w:rPr>
+          <w:lang w:val="id_ID" w:bidi="id_ID"/>
+        </w:rPr>
+        <w:t>11:18</w:t>
+      </w:r>
       <w:r>
         <w:rPr>
           <w:lang w:val="id_ID" w:bidi="id_ID"/>
         </w:rPr>
         <w:t xml:space="preserve">; </w:t>
       </w:r>
-      <w:hyperlink r:id="rId54">
-        <w:r>
-          <w:rPr>
-            <w:lang w:val="id_ID" w:bidi="id_ID"/>
-          </w:rPr>
-          <w:rPr>
-            <w:color w:val="0000EE"/>
-            <w:u w:val="single"/>
-          </w:rPr>
-          <w:t>Yeh. 20:12, 20</w:t>
-        </w:r>
-      </w:hyperlink>
+      <w:r>
+        <w:rPr>
+          <w:lang w:val="id_ID" w:bidi="id_ID"/>
+        </w:rPr>
+        <w:t>Yeh. 20:12, 20</w:t>
+      </w:r>
       <w:r>
         <w:rPr>
           <w:lang w:val="id_ID" w:bidi="id_ID"/>
@@ -1476,18 +1218,12 @@
         </w:rPr>
         <w:t>Penggunaan kata “tanda” yang paling banyak dan signifikan muncul dalam kaitannya dengan pelayanan kenabian PL. Dimulai dengan Musa, tanda-tanda digunakan untuk mengonfirmasi bahwa Allah telah berbicara kepada sang nabi. Jadi, ketika Musa menerima pesan pembebasan yang harus ia sampaikan kepada orang Israel di Mesir dan Firaun, ia diberi dua tanda: tongkatnya berubah menjadi ular dan tangannya terkena kusta (</w:t>
       </w:r>
-      <w:hyperlink r:id="rId55">
-        <w:r>
-          <w:rPr>
-            <w:lang w:val="id_ID" w:bidi="id_ID"/>
-          </w:rPr>
-          <w:rPr>
-            <w:color w:val="0000EE"/>
-            <w:u w:val="single"/>
-          </w:rPr>
-          <w:t>Kel. 4:1–8</w:t>
-        </w:r>
-      </w:hyperlink>
+      <w:r>
+        <w:rPr>
+          <w:lang w:val="id_ID" w:bidi="id_ID"/>
+        </w:rPr>
+        <w:t>Kel. 4:1–8</w:t>
+      </w:r>
       <w:r>
         <w:rPr>
           <w:lang w:val="id_ID" w:bidi="id_ID"/>
@@ -1508,18 +1244,12 @@
         </w:rPr>
         <w:t>Tanda-tanda dan mujizat-mujizat juga digunakan oleh nabi-nabi palsu. Setelah sebuah tanda diberikan dan terjadi, para pemimpin Israel harus memeriksa pesan nabi tersebut untuk melihat apakah pesan itu membawa orang-orang menjauh dari penyembahan yang benar kepada Allah. Jika ya, nabi yang memberikan tanda itu harus dihukum mati (</w:t>
       </w:r>
-      <w:hyperlink r:id="rId56">
-        <w:r>
-          <w:rPr>
-            <w:lang w:val="id_ID" w:bidi="id_ID"/>
-          </w:rPr>
-          <w:rPr>
-            <w:color w:val="0000EE"/>
-            <w:u w:val="single"/>
-          </w:rPr>
-          <w:t>Ul.13:1–5</w:t>
-        </w:r>
-      </w:hyperlink>
+      <w:r>
+        <w:rPr>
+          <w:lang w:val="id_ID" w:bidi="id_ID"/>
+        </w:rPr>
+        <w:t>Ul.13:1–5</w:t>
+      </w:r>
       <w:r>
         <w:rPr>
           <w:lang w:val="id_ID" w:bidi="id_ID"/>
@@ -1540,162 +1270,108 @@
         </w:rPr>
         <w:t>Karakter dari tanda tersebut bervariasi dan sering kali bersifat ajaib. Beberapa mujizat besar dalam PL adalah tanda-tanda nubuat—misalnya, bergeraknya bayangan ke atas tangga istana Hizkia untuk meneguhkan nubuat Yesaya bahwa raja akan sembuh dari penyakitnya yang mematikan (</w:t>
       </w:r>
-      <w:hyperlink r:id="rId57">
-        <w:r>
-          <w:rPr>
-            <w:lang w:val="id_ID" w:bidi="id_ID"/>
-          </w:rPr>
-          <w:rPr>
-            <w:color w:val="0000EE"/>
-            <w:u w:val="single"/>
-          </w:rPr>
-          <w:t>2Raj. 20:8–9</w:t>
-        </w:r>
-      </w:hyperlink>
+      <w:r>
+        <w:rPr>
+          <w:lang w:val="id_ID" w:bidi="id_ID"/>
+        </w:rPr>
+        <w:t>2Raj. 20:8–9</w:t>
+      </w:r>
       <w:r>
         <w:rPr>
           <w:lang w:val="id_ID" w:bidi="id_ID"/>
         </w:rPr>
         <w:t xml:space="preserve">; </w:t>
       </w:r>
-      <w:hyperlink r:id="rId58">
-        <w:r>
-          <w:rPr>
-            <w:lang w:val="id_ID" w:bidi="id_ID"/>
-          </w:rPr>
-          <w:rPr>
-            <w:color w:val="0000EE"/>
-            <w:u w:val="single"/>
-          </w:rPr>
-          <w:t>Yes. 38:21–22</w:t>
-        </w:r>
-      </w:hyperlink>
+      <w:r>
+        <w:rPr>
+          <w:lang w:val="id_ID" w:bidi="id_ID"/>
+        </w:rPr>
+        <w:t>Yes. 38:21–22</w:t>
+      </w:r>
       <w:r>
         <w:rPr>
           <w:lang w:val="id_ID" w:bidi="id_ID"/>
         </w:rPr>
         <w:t>). Sering kali tanda itu hanya bersifat nubuat, dan orang-orang dapat mengetahui apakah sang nabi telah mengatakan kebenaran dengan melihat apakah peristiwa itu benar-benar terjadi atau tidak—misalnya, nubuat sang nabi tentang kematian putra-putra Eli pada hari yang sama(</w:t>
       </w:r>
-      <w:hyperlink r:id="rId59">
-        <w:r>
-          <w:rPr>
-            <w:lang w:val="id_ID" w:bidi="id_ID"/>
-          </w:rPr>
-          <w:rPr>
-            <w:color w:val="0000EE"/>
-            <w:u w:val="single"/>
-          </w:rPr>
-          <w:t>1Sam. 2:34</w:t>
-        </w:r>
-      </w:hyperlink>
+      <w:r>
+        <w:rPr>
+          <w:lang w:val="id_ID" w:bidi="id_ID"/>
+        </w:rPr>
+        <w:t>1Sam. 2:34</w:t>
+      </w:r>
       <w:r>
         <w:rPr>
           <w:lang w:val="id_ID" w:bidi="id_ID"/>
         </w:rPr>
         <w:t xml:space="preserve">; lihat juga </w:t>
       </w:r>
-      <w:hyperlink r:id="rId60">
-        <w:r>
-          <w:rPr>
-            <w:lang w:val="id_ID" w:bidi="id_ID"/>
-          </w:rPr>
-          <w:rPr>
-            <w:color w:val="0000EE"/>
-            <w:u w:val="single"/>
-          </w:rPr>
-          <w:t>1Sam. 14:10</w:t>
-        </w:r>
-      </w:hyperlink>
+      <w:r>
+        <w:rPr>
+          <w:lang w:val="id_ID" w:bidi="id_ID"/>
+        </w:rPr>
+        <w:t>1Sam. 14:10</w:t>
+      </w:r>
       <w:r>
         <w:rPr>
           <w:lang w:val="id_ID" w:bidi="id_ID"/>
         </w:rPr>
         <w:t xml:space="preserve">; </w:t>
       </w:r>
-      <w:hyperlink r:id="rId61">
-        <w:r>
-          <w:rPr>
-            <w:lang w:val="id_ID" w:bidi="id_ID"/>
-          </w:rPr>
-          <w:rPr>
-            <w:color w:val="0000EE"/>
-            <w:u w:val="single"/>
-          </w:rPr>
-          <w:t>2Raj. 19:29</w:t>
-        </w:r>
-      </w:hyperlink>
+      <w:r>
+        <w:rPr>
+          <w:lang w:val="id_ID" w:bidi="id_ID"/>
+        </w:rPr>
+        <w:t>2Raj. 19:29</w:t>
+      </w:r>
       <w:r>
         <w:rPr>
           <w:lang w:val="id_ID" w:bidi="id_ID"/>
         </w:rPr>
         <w:t xml:space="preserve">; </w:t>
       </w:r>
-      <w:hyperlink r:id="rId62">
-        <w:r>
-          <w:rPr>
-            <w:lang w:val="id_ID" w:bidi="id_ID"/>
-          </w:rPr>
-          <w:rPr>
-            <w:color w:val="0000EE"/>
-            <w:u w:val="single"/>
-          </w:rPr>
-          <w:t>Yes. 37:30</w:t>
-        </w:r>
-      </w:hyperlink>
+      <w:r>
+        <w:rPr>
+          <w:lang w:val="id_ID" w:bidi="id_ID"/>
+        </w:rPr>
+        <w:t>Yes. 37:30</w:t>
+      </w:r>
       <w:r>
         <w:rPr>
           <w:lang w:val="id_ID" w:bidi="id_ID"/>
         </w:rPr>
         <w:t>). Kadang-kadang tanda itu diatur waktunya dengan cermat, dan si penerima diberitahu bahwa kemunculan tanda itu akan menunjukkan kapan ia harus bertindak untuk menggenapi pesan nubuat tersebut (</w:t>
       </w:r>
-      <w:hyperlink r:id="rId63">
-        <w:r>
-          <w:rPr>
-            <w:lang w:val="id_ID" w:bidi="id_ID"/>
-          </w:rPr>
-          <w:rPr>
-            <w:color w:val="0000EE"/>
-            <w:u w:val="single"/>
-          </w:rPr>
-          <w:t>1Sam. 10:7–9</w:t>
-        </w:r>
-      </w:hyperlink>
+      <w:r>
+        <w:rPr>
+          <w:lang w:val="id_ID" w:bidi="id_ID"/>
+        </w:rPr>
+        <w:t>1Sam. 10:7–9</w:t>
+      </w:r>
       <w:r>
         <w:rPr>
           <w:lang w:val="id_ID" w:bidi="id_ID"/>
         </w:rPr>
         <w:t>). Tindakan-tindakan simbolis ini menunjukkan kebenaran dari pesan sang nabi—misalnya, ketelanjangan Yesaya selama tiga tahun untuk menunjukkan nasib orang-orang yang mengajarkan untuk mengandalkan kekuatan Mesir (</w:t>
       </w:r>
-      <w:hyperlink r:id="rId64">
-        <w:r>
-          <w:rPr>
-            <w:lang w:val="id_ID" w:bidi="id_ID"/>
-          </w:rPr>
-          <w:rPr>
-            <w:color w:val="0000EE"/>
-            <w:u w:val="single"/>
-          </w:rPr>
-          <w:t>Yes. 20:3</w:t>
-        </w:r>
-      </w:hyperlink>
+      <w:r>
+        <w:rPr>
+          <w:lang w:val="id_ID" w:bidi="id_ID"/>
+        </w:rPr>
+        <w:t>Yes. 20:3</w:t>
+      </w:r>
       <w:r>
         <w:rPr>
           <w:lang w:val="id_ID" w:bidi="id_ID"/>
         </w:rPr>
         <w:t xml:space="preserve">; lihat juga </w:t>
       </w:r>
-      <w:hyperlink r:id="rId65">
-        <w:r>
-          <w:rPr>
-            <w:lang w:val="id_ID" w:bidi="id_ID"/>
-          </w:rPr>
-          <w:rPr>
-            <w:color w:val="0000EE"/>
-            <w:u w:val="single"/>
-          </w:rPr>
-          <w:t>Ezr. 4:3</w:t>
-        </w:r>
-      </w:hyperlink>
+      <w:r>
+        <w:rPr>
+          <w:lang w:val="id_ID" w:bidi="id_ID"/>
+        </w:rPr>
+        <w:t>Ezr. 4:3</w:t>
+      </w:r>
       <w:r>
         <w:rPr>
           <w:lang w:val="id_ID" w:bidi="id_ID"/>
@@ -1727,72 +1403,48 @@
         </w:rPr>
         <w:t>Kejadian-kejadian di dalam PB sangat mirip dengan kejadian-kejadian di dalam PL. Ada beberapa referensi tentang tanda-tanda di langit yang akan terjadi sebagai indikasi akhir zaman, dan mereka yang memiliki pengetahuan khusus akan memahami bahwa akhir zaman sudah dekat (</w:t>
       </w:r>
-      <w:hyperlink r:id="rId66">
-        <w:r>
-          <w:rPr>
-            <w:lang w:val="id_ID" w:bidi="id_ID"/>
-          </w:rPr>
-          <w:rPr>
-            <w:color w:val="0000EE"/>
-            <w:u w:val="single"/>
-          </w:rPr>
-          <w:t>Mat. 24:3, 30</w:t>
-        </w:r>
-      </w:hyperlink>
+      <w:r>
+        <w:rPr>
+          <w:lang w:val="id_ID" w:bidi="id_ID"/>
+        </w:rPr>
+        <w:t>Mat. 24:3, 30</w:t>
+      </w:r>
       <w:r>
         <w:rPr>
           <w:lang w:val="id_ID" w:bidi="id_ID"/>
         </w:rPr>
         <w:t xml:space="preserve">; </w:t>
       </w:r>
-      <w:hyperlink r:id="rId67">
-        <w:r>
-          <w:rPr>
-            <w:lang w:val="id_ID" w:bidi="id_ID"/>
-          </w:rPr>
-          <w:rPr>
-            <w:color w:val="0000EE"/>
-            <w:u w:val="single"/>
-          </w:rPr>
-          <w:t>Mrk.13:4, 22</w:t>
-        </w:r>
-      </w:hyperlink>
+      <w:r>
+        <w:rPr>
+          <w:lang w:val="id_ID" w:bidi="id_ID"/>
+        </w:rPr>
+        <w:t>Mrk.13:4, 22</w:t>
+      </w:r>
       <w:r>
         <w:rPr>
           <w:lang w:val="id_ID" w:bidi="id_ID"/>
         </w:rPr>
         <w:t xml:space="preserve">; </w:t>
       </w:r>
-      <w:hyperlink r:id="rId68">
-        <w:r>
-          <w:rPr>
-            <w:lang w:val="id_ID" w:bidi="id_ID"/>
-          </w:rPr>
-          <w:rPr>
-            <w:color w:val="0000EE"/>
-            <w:u w:val="single"/>
-          </w:rPr>
-          <w:t>Luk. 21:11, 25–26</w:t>
-        </w:r>
-      </w:hyperlink>
+      <w:r>
+        <w:rPr>
+          <w:lang w:val="id_ID" w:bidi="id_ID"/>
+        </w:rPr>
+        <w:t>Luk. 21:11, 25–26</w:t>
+      </w:r>
       <w:r>
         <w:rPr>
           <w:lang w:val="id_ID" w:bidi="id_ID"/>
         </w:rPr>
         <w:t xml:space="preserve">). Tanda-tanda apokaliptik ini tidak memiliki konotasi astrologi seperti dalam PL. Ada juga yang menyebutkan bahwa tanda ini adalah meterai perjanjian antara Allah dan Israel yang berkaitan dengan sunat dalam </w:t>
       </w:r>
-      <w:hyperlink r:id="rId69">
-        <w:r>
-          <w:rPr>
-            <w:lang w:val="id_ID" w:bidi="id_ID"/>
-          </w:rPr>
-          <w:rPr>
-            <w:color w:val="0000EE"/>
-            <w:u w:val="single"/>
-          </w:rPr>
-          <w:t>Rm. 4:11.</w:t>
-        </w:r>
-      </w:hyperlink>
+      <w:r>
+        <w:rPr>
+          <w:lang w:val="id_ID" w:bidi="id_ID"/>
+        </w:rPr>
+        <w:t>Rm. 4:11.</w:t>
+      </w:r>
     </w:p>
     <w:p>
       <w:pPr/>
@@ -1807,126 +1459,84 @@
         </w:rPr>
         <w:t>Seperti dalam PL, penggunaan tanda-tanda dalam PB merupakan konfirmasi dari pesan yang diberikan oleh Allah, dan pesan ini disampaikan melalui komunitas rasuli kepada jemaat. Dengan demikian, ada penekanan yang besar pada cara Allah meneguhkan pesan para rasul melalui kemampuan mereka untuk mengadakan tanda-tanda dan mujizat-mujizat (</w:t>
       </w:r>
-      <w:hyperlink r:id="rId70">
-        <w:r>
-          <w:rPr>
-            <w:lang w:val="id_ID" w:bidi="id_ID"/>
-          </w:rPr>
-          <w:rPr>
-            <w:color w:val="0000EE"/>
-            <w:u w:val="single"/>
-          </w:rPr>
-          <w:t>Kisah 2:43</w:t>
-        </w:r>
-      </w:hyperlink>
+      <w:r>
+        <w:rPr>
+          <w:lang w:val="id_ID" w:bidi="id_ID"/>
+        </w:rPr>
+        <w:t>Kisah 2:43</w:t>
+      </w:r>
       <w:r>
         <w:rPr>
           <w:lang w:val="id_ID" w:bidi="id_ID"/>
         </w:rPr>
         <w:t xml:space="preserve">; </w:t>
       </w:r>
-      <w:hyperlink r:id="rId71">
-        <w:r>
-          <w:rPr>
-            <w:lang w:val="id_ID" w:bidi="id_ID"/>
-          </w:rPr>
-          <w:rPr>
-            <w:color w:val="0000EE"/>
-            <w:u w:val="single"/>
-          </w:rPr>
-          <w:t>4:30</w:t>
-        </w:r>
-      </w:hyperlink>
+      <w:r>
+        <w:rPr>
+          <w:lang w:val="id_ID" w:bidi="id_ID"/>
+        </w:rPr>
+        <w:t>4:30</w:t>
+      </w:r>
       <w:r>
         <w:rPr>
           <w:lang w:val="id_ID" w:bidi="id_ID"/>
         </w:rPr>
         <w:t xml:space="preserve">; </w:t>
       </w:r>
-      <w:hyperlink r:id="rId72">
-        <w:r>
-          <w:rPr>
-            <w:lang w:val="id_ID" w:bidi="id_ID"/>
-          </w:rPr>
-          <w:rPr>
-            <w:color w:val="0000EE"/>
-            <w:u w:val="single"/>
-          </w:rPr>
-          <w:t>5:12</w:t>
-        </w:r>
-      </w:hyperlink>
+      <w:r>
+        <w:rPr>
+          <w:lang w:val="id_ID" w:bidi="id_ID"/>
+        </w:rPr>
+        <w:t>5:12</w:t>
+      </w:r>
       <w:r>
         <w:rPr>
           <w:lang w:val="id_ID" w:bidi="id_ID"/>
         </w:rPr>
         <w:t xml:space="preserve">; </w:t>
       </w:r>
-      <w:hyperlink r:id="rId73">
-        <w:r>
-          <w:rPr>
-            <w:lang w:val="id_ID" w:bidi="id_ID"/>
-          </w:rPr>
-          <w:rPr>
-            <w:color w:val="0000EE"/>
-            <w:u w:val="single"/>
-          </w:rPr>
-          <w:t>8:13</w:t>
-        </w:r>
-      </w:hyperlink>
+      <w:r>
+        <w:rPr>
+          <w:lang w:val="id_ID" w:bidi="id_ID"/>
+        </w:rPr>
+        <w:t>8:13</w:t>
+      </w:r>
       <w:r>
         <w:rPr>
           <w:lang w:val="id_ID" w:bidi="id_ID"/>
         </w:rPr>
         <w:t xml:space="preserve">; </w:t>
       </w:r>
-      <w:hyperlink r:id="rId74">
-        <w:r>
-          <w:rPr>
-            <w:lang w:val="id_ID" w:bidi="id_ID"/>
-          </w:rPr>
-          <w:rPr>
-            <w:color w:val="0000EE"/>
-            <w:u w:val="single"/>
-          </w:rPr>
-          <w:t>14:3</w:t>
-        </w:r>
-      </w:hyperlink>
+      <w:r>
+        <w:rPr>
+          <w:lang w:val="id_ID" w:bidi="id_ID"/>
+        </w:rPr>
+        <w:t>14:3</w:t>
+      </w:r>
       <w:r>
         <w:rPr>
           <w:lang w:val="id_ID" w:bidi="id_ID"/>
         </w:rPr>
         <w:t xml:space="preserve">; </w:t>
       </w:r>
-      <w:hyperlink r:id="rId75">
-        <w:r>
-          <w:rPr>
-            <w:lang w:val="id_ID" w:bidi="id_ID"/>
-          </w:rPr>
-          <w:rPr>
-            <w:color w:val="0000EE"/>
-            <w:u w:val="single"/>
-          </w:rPr>
-          <w:t>Rm. 15:19</w:t>
-        </w:r>
-      </w:hyperlink>
+      <w:r>
+        <w:rPr>
+          <w:lang w:val="id_ID" w:bidi="id_ID"/>
+        </w:rPr>
+        <w:t>Rm. 15:19</w:t>
+      </w:r>
       <w:r>
         <w:rPr>
           <w:lang w:val="id_ID" w:bidi="id_ID"/>
         </w:rPr>
         <w:t xml:space="preserve">; </w:t>
       </w:r>
-      <w:hyperlink r:id="rId76">
-        <w:r>
-          <w:rPr>
-            <w:lang w:val="id_ID" w:bidi="id_ID"/>
-          </w:rPr>
-          <w:rPr>
-            <w:color w:val="0000EE"/>
-            <w:u w:val="single"/>
-          </w:rPr>
-          <w:t>Ibr. 2:4</w:t>
-        </w:r>
-      </w:hyperlink>
+      <w:r>
+        <w:rPr>
+          <w:lang w:val="id_ID" w:bidi="id_ID"/>
+        </w:rPr>
+        <w:t>Ibr. 2:4</w:t>
+      </w:r>
       <w:r>
         <w:rPr>
           <w:lang w:val="id_ID" w:bidi="id_ID"/>
@@ -1947,108 +1557,72 @@
         </w:rPr>
         <w:t xml:space="preserve">Dalam Injil Matius, Markus, dan Lukas, mujizat-mujizat Yesus tidak disebut sebagai tanda. Hanya dalam </w:t>
       </w:r>
-      <w:hyperlink r:id="rId77">
-        <w:r>
-          <w:rPr>
-            <w:lang w:val="id_ID" w:bidi="id_ID"/>
-          </w:rPr>
-          <w:rPr>
-            <w:color w:val="0000EE"/>
-            <w:u w:val="single"/>
-          </w:rPr>
-          <w:t>Kisah 2:22</w:t>
-        </w:r>
-      </w:hyperlink>
+      <w:r>
+        <w:rPr>
+          <w:lang w:val="id_ID" w:bidi="id_ID"/>
+        </w:rPr>
+        <w:t>Kisah 2:22</w:t>
+      </w:r>
       <w:r>
         <w:rPr>
           <w:lang w:val="id_ID" w:bidi="id_ID"/>
         </w:rPr>
         <w:t xml:space="preserve"> Petrus menyatakan bahwa pesan Yesus dibuktikan dengan tanda-tanda yang dilakukan-Nya. Sebaliknya, mujizat-mujizat Yesus dilihat sebagai tindakan kuasa dan belas kasihan ilahi. Ketika orang-orang Yahudi meminta sebuah tanda, mereka secara konsisten ditolak, dengan janji bahwa satu-satunya tanda yang akan mereka terima adalah tanda Yunus (</w:t>
       </w:r>
-      <w:hyperlink r:id="rId78">
-        <w:r>
-          <w:rPr>
-            <w:lang w:val="id_ID" w:bidi="id_ID"/>
-          </w:rPr>
-          <w:rPr>
-            <w:color w:val="0000EE"/>
-            <w:u w:val="single"/>
-          </w:rPr>
-          <w:t>Mat. 12:38–39</w:t>
-        </w:r>
-      </w:hyperlink>
+      <w:r>
+        <w:rPr>
+          <w:lang w:val="id_ID" w:bidi="id_ID"/>
+        </w:rPr>
+        <w:t>Mat. 12:38–39</w:t>
+      </w:r>
       <w:r>
         <w:rPr>
           <w:lang w:val="id_ID" w:bidi="id_ID"/>
         </w:rPr>
         <w:t xml:space="preserve">; </w:t>
       </w:r>
-      <w:hyperlink r:id="rId79">
-        <w:r>
-          <w:rPr>
-            <w:lang w:val="id_ID" w:bidi="id_ID"/>
-          </w:rPr>
-          <w:rPr>
-            <w:color w:val="0000EE"/>
-            <w:u w:val="single"/>
-          </w:rPr>
-          <w:t>16:1</w:t>
-        </w:r>
-      </w:hyperlink>
+      <w:r>
+        <w:rPr>
+          <w:lang w:val="id_ID" w:bidi="id_ID"/>
+        </w:rPr>
+        <w:t>16:1</w:t>
+      </w:r>
       <w:r>
         <w:rPr>
           <w:lang w:val="id_ID" w:bidi="id_ID"/>
         </w:rPr>
         <w:t xml:space="preserve">; </w:t>
       </w:r>
-      <w:hyperlink r:id="rId80">
-        <w:r>
-          <w:rPr>
-            <w:lang w:val="id_ID" w:bidi="id_ID"/>
-          </w:rPr>
-          <w:rPr>
-            <w:color w:val="0000EE"/>
-            <w:u w:val="single"/>
-          </w:rPr>
-          <w:t>Mrk. 8:11–12</w:t>
-        </w:r>
-      </w:hyperlink>
+      <w:r>
+        <w:rPr>
+          <w:lang w:val="id_ID" w:bidi="id_ID"/>
+        </w:rPr>
+        <w:t>Mrk. 8:11–12</w:t>
+      </w:r>
       <w:r>
         <w:rPr>
           <w:lang w:val="id_ID" w:bidi="id_ID"/>
         </w:rPr>
         <w:t xml:space="preserve">; </w:t>
       </w:r>
-      <w:hyperlink r:id="rId81">
-        <w:r>
-          <w:rPr>
-            <w:lang w:val="id_ID" w:bidi="id_ID"/>
-          </w:rPr>
-          <w:rPr>
-            <w:color w:val="0000EE"/>
-            <w:u w:val="single"/>
-          </w:rPr>
-          <w:t>Luk. 11:19, 30</w:t>
-        </w:r>
-      </w:hyperlink>
+      <w:r>
+        <w:rPr>
+          <w:lang w:val="id_ID" w:bidi="id_ID"/>
+        </w:rPr>
+        <w:t>Luk. 11:19, 30</w:t>
+      </w:r>
       <w:r>
         <w:rPr>
           <w:lang w:val="id_ID" w:bidi="id_ID"/>
         </w:rPr>
         <w:t>), sebuah tanda yang mengacu pada kematian dan kebangkitan Kristus. Sebagaimana Yunus berada di dalam perut ikan selama tiga hari tiga malam, demikian juga Anak Manusia akan berada di dalam perut bumi selama tiga hari (</w:t>
       </w:r>
-      <w:hyperlink r:id="rId82">
-        <w:r>
-          <w:rPr>
-            <w:lang w:val="id_ID" w:bidi="id_ID"/>
-          </w:rPr>
-          <w:rPr>
-            <w:color w:val="0000EE"/>
-            <w:u w:val="single"/>
-          </w:rPr>
-          <w:t>Mat. 12:40</w:t>
-        </w:r>
-      </w:hyperlink>
+      <w:r>
+        <w:rPr>
+          <w:lang w:val="id_ID" w:bidi="id_ID"/>
+        </w:rPr>
+        <w:t>Mat. 12:40</w:t>
+      </w:r>
       <w:r>
         <w:rPr>
           <w:lang w:val="id_ID" w:bidi="id_ID"/>
@@ -2069,72 +1643,48 @@
         </w:rPr>
         <w:t>Namun, dalam Injil Yohanes, mujizat-mujizat Yesus dilihat dengan cara yang sangat berbeda dan dianggap sebagai tanda-tanda. Dimulai dengan perubahan air menjadi anggur (</w:t>
       </w:r>
-      <w:hyperlink r:id="rId83">
-        <w:r>
-          <w:rPr>
-            <w:lang w:val="id_ID" w:bidi="id_ID"/>
-          </w:rPr>
-          <w:rPr>
-            <w:color w:val="0000EE"/>
-            <w:u w:val="single"/>
-          </w:rPr>
-          <w:t>Yoh. 2:1–11</w:t>
-        </w:r>
-      </w:hyperlink>
+      <w:r>
+        <w:rPr>
+          <w:lang w:val="id_ID" w:bidi="id_ID"/>
+        </w:rPr>
+        <w:t>Yoh. 2:1–11</w:t>
+      </w:r>
       <w:r>
         <w:rPr>
           <w:lang w:val="id_ID" w:bidi="id_ID"/>
         </w:rPr>
         <w:t xml:space="preserve">), mujizat-mujizat itu disebut tanda-tanda dan dimaksudkan untuk menuntun orang-orang yang melihatnya kepada iman (ay. </w:t>
       </w:r>
-      <w:hyperlink r:id="rId84">
-        <w:r>
-          <w:rPr>
-            <w:lang w:val="id_ID" w:bidi="id_ID"/>
-          </w:rPr>
-          <w:rPr>
-            <w:color w:val="0000EE"/>
-            <w:u w:val="single"/>
-          </w:rPr>
-          <w:t>23</w:t>
-        </w:r>
-      </w:hyperlink>
+      <w:r>
+        <w:rPr>
+          <w:lang w:val="id_ID" w:bidi="id_ID"/>
+        </w:rPr>
+        <w:t>23</w:t>
+      </w:r>
       <w:r>
         <w:rPr>
           <w:lang w:val="id_ID" w:bidi="id_ID"/>
         </w:rPr>
         <w:t>). Yesus bahkan menyesalkan bahwa orang-orang tidak akan percaya sebelum mereka melihat tanda-tanda (</w:t>
       </w:r>
-      <w:hyperlink r:id="rId85">
-        <w:r>
-          <w:rPr>
-            <w:lang w:val="id_ID" w:bidi="id_ID"/>
-          </w:rPr>
-          <w:rPr>
-            <w:color w:val="0000EE"/>
-            <w:u w:val="single"/>
-          </w:rPr>
-          <w:t>Yoh. 4:48</w:t>
-        </w:r>
-      </w:hyperlink>
+      <w:r>
+        <w:rPr>
+          <w:lang w:val="id_ID" w:bidi="id_ID"/>
+        </w:rPr>
+        <w:t>Yoh. 4:48</w:t>
+      </w:r>
       <w:r>
         <w:rPr>
           <w:lang w:val="id_ID" w:bidi="id_ID"/>
         </w:rPr>
         <w:t>). Tujuan Yohanes menulis Injilnya adalah untuk menunjukkan tanda-tanda Yesus sehingga mereka yang menjadi percaya dapat melakukannya dengan melihat tanda-tanda tersebut (</w:t>
       </w:r>
-      <w:hyperlink r:id="rId86">
-        <w:r>
-          <w:rPr>
-            <w:lang w:val="id_ID" w:bidi="id_ID"/>
-          </w:rPr>
-          <w:rPr>
-            <w:color w:val="0000EE"/>
-            <w:u w:val="single"/>
-          </w:rPr>
-          <w:t>Yoh. 20:30</w:t>
-        </w:r>
-      </w:hyperlink>
+      <w:r>
+        <w:rPr>
+          <w:lang w:val="id_ID" w:bidi="id_ID"/>
+        </w:rPr>
+        <w:t>Yoh. 20:30</w:t>
+      </w:r>
       <w:r>
         <w:rPr>
           <w:lang w:val="id_ID" w:bidi="id_ID"/>
@@ -2155,54 +1705,36 @@
         </w:rPr>
         <w:t>Dalam Injil Yohanes, mujizat-mujizat Yesus mengkonfirmasi pengajaran Yesus. Dalam Injil Sinoptik, mujizat dipandang sebagai tindakan belas kasihan dan kuasa ilahi. Dalam Injil Yohanes, mujizat-mujizat tersebut dipilih dengan cermat untuk menunjukkan apa yang harus disampaikan oleh Yesus kepada dunia tentang diri-Nya. Dalam hal ini, mujizat-mujizat tersebut sedikit mirip dengan tindakan simbolis Yesaya dan Yehezkiel, yaitu tindakan pembicara yang mendramatisir pesan. Setelah Yesus memberi makan 5.000 orang dengan lima roti dan dua ikan, Ia mengumumkan di sinagoge di Kapernaum, “Akulah roti hidup yang telah turun dari sorga” (</w:t>
       </w:r>
-      <w:hyperlink r:id="rId87">
-        <w:r>
-          <w:rPr>
-            <w:lang w:val="id_ID" w:bidi="id_ID"/>
-          </w:rPr>
-          <w:rPr>
-            <w:color w:val="0000EE"/>
-            <w:u w:val="single"/>
-          </w:rPr>
-          <w:t>Yoh. 6:51</w:t>
-        </w:r>
-      </w:hyperlink>
+      <w:r>
+        <w:rPr>
+          <w:lang w:val="id_ID" w:bidi="id_ID"/>
+        </w:rPr>
+        <w:t>Yoh. 6:51</w:t>
+      </w:r>
       <w:r>
         <w:rPr>
           <w:lang w:val="id_ID" w:bidi="id_ID"/>
         </w:rPr>
         <w:t>). Dia mengatakan kepada mereka untuk tidak bekerja keras mencari roti dunia yang akan binasa. Dengan cara yang sama, penyembuhan orang buta sejak lahir terkait dengan pengajaran Yesus bahwa Ia adalah terang dunia (</w:t>
       </w:r>
-      <w:hyperlink r:id="rId88">
-        <w:r>
-          <w:rPr>
-            <w:lang w:val="id_ID" w:bidi="id_ID"/>
-          </w:rPr>
-          <w:rPr>
-            <w:color w:val="0000EE"/>
-            <w:u w:val="single"/>
-          </w:rPr>
-          <w:t>Yoh. 9:5</w:t>
-        </w:r>
-      </w:hyperlink>
+      <w:r>
+        <w:rPr>
+          <w:lang w:val="id_ID" w:bidi="id_ID"/>
+        </w:rPr>
+        <w:t>Yoh. 9:5</w:t>
+      </w:r>
       <w:r>
         <w:rPr>
           <w:lang w:val="id_ID" w:bidi="id_ID"/>
         </w:rPr>
         <w:t>). Kebangkitan Lazarus mempersiapkan jalan bagi Yesus untuk memberitakan bahwa Dialah kebangkitan dan hidup (</w:t>
       </w:r>
-      <w:hyperlink r:id="rId89">
-        <w:r>
-          <w:rPr>
-            <w:lang w:val="id_ID" w:bidi="id_ID"/>
-          </w:rPr>
-          <w:rPr>
-            <w:color w:val="0000EE"/>
-            <w:u w:val="single"/>
-          </w:rPr>
-          <w:t>Yoh. 11:25</w:t>
-        </w:r>
-      </w:hyperlink>
+      <w:r>
+        <w:rPr>
+          <w:lang w:val="id_ID" w:bidi="id_ID"/>
+        </w:rPr>
+        <w:t>Yoh. 11:25</w:t>
+      </w:r>
       <w:r>
         <w:rPr>
           <w:lang w:val="id_ID" w:bidi="id_ID"/>
@@ -2290,36 +1822,24 @@
         </w:rPr>
         <w:t>1. Orang yang yang menjadi tujuan penulisan kitab Lukas dan Kisah Para Rasul (</w:t>
       </w:r>
-      <w:hyperlink r:id="rId90">
-        <w:r>
-          <w:rPr>
-            <w:lang w:val="id_ID" w:bidi="id_ID"/>
-          </w:rPr>
-          <w:rPr>
-            <w:color w:val="0000EE"/>
-            <w:u w:val="single"/>
-          </w:rPr>
-          <w:t>Luk. 1:3</w:t>
-        </w:r>
-      </w:hyperlink>
+      <w:r>
+        <w:rPr>
+          <w:lang w:val="id_ID" w:bidi="id_ID"/>
+        </w:rPr>
+        <w:t>Luk. 1:3</w:t>
+      </w:r>
       <w:r>
         <w:rPr>
           <w:lang w:val="id_ID" w:bidi="id_ID"/>
         </w:rPr>
         <w:t xml:space="preserve">; </w:t>
       </w:r>
-      <w:hyperlink r:id="rId91">
-        <w:r>
-          <w:rPr>
-            <w:lang w:val="id_ID" w:bidi="id_ID"/>
-          </w:rPr>
-          <w:rPr>
-            <w:color w:val="0000EE"/>
-            <w:u w:val="single"/>
-          </w:rPr>
-          <w:t>Kisah 1:1</w:t>
-        </w:r>
-      </w:hyperlink>
+      <w:r>
+        <w:rPr>
+          <w:lang w:val="id_ID" w:bidi="id_ID"/>
+        </w:rPr>
+        <w:t>Kisah 1:1</w:t>
+      </w:r>
       <w:r>
         <w:rPr>
           <w:lang w:val="id_ID" w:bidi="id_ID"/>
@@ -2338,54 +1858,36 @@
         </w:rPr>
         <w:t xml:space="preserve"> serta Tertulus menyapa Feliks dengan cara yang sama (</w:t>
       </w:r>
-      <w:hyperlink r:id="rId92">
-        <w:r>
-          <w:rPr>
-            <w:lang w:val="id_ID" w:bidi="id_ID"/>
-          </w:rPr>
-          <w:rPr>
-            <w:color w:val="0000EE"/>
-            <w:u w:val="single"/>
-          </w:rPr>
-          <w:t>Kisah 23:26</w:t>
-        </w:r>
-      </w:hyperlink>
+      <w:r>
+        <w:rPr>
+          <w:lang w:val="id_ID" w:bidi="id_ID"/>
+        </w:rPr>
+        <w:t>Kisah 23:26</w:t>
+      </w:r>
       <w:r>
         <w:rPr>
           <w:lang w:val="id_ID" w:bidi="id_ID"/>
         </w:rPr>
         <w:t xml:space="preserve">; </w:t>
       </w:r>
-      <w:hyperlink r:id="rId93">
-        <w:r>
-          <w:rPr>
-            <w:lang w:val="id_ID" w:bidi="id_ID"/>
-          </w:rPr>
-          <w:rPr>
-            <w:color w:val="0000EE"/>
-            <w:u w:val="single"/>
-          </w:rPr>
-          <w:t>24:2–3</w:t>
-        </w:r>
-      </w:hyperlink>
+      <w:r>
+        <w:rPr>
+          <w:lang w:val="id_ID" w:bidi="id_ID"/>
+        </w:rPr>
+        <w:t>24:2–3</w:t>
+      </w:r>
       <w:r>
         <w:rPr>
           <w:lang w:val="id_ID" w:bidi="id_ID"/>
         </w:rPr>
         <w:t xml:space="preserve">; </w:t>
       </w:r>
-      <w:hyperlink r:id="rId94">
-        <w:r>
-          <w:rPr>
-            <w:lang w:val="id_ID" w:bidi="id_ID"/>
-          </w:rPr>
-          <w:rPr>
-            <w:color w:val="0000EE"/>
-            <w:u w:val="single"/>
-          </w:rPr>
-          <w:t>26:25</w:t>
-        </w:r>
-      </w:hyperlink>
+      <w:r>
+        <w:rPr>
+          <w:lang w:val="id_ID" w:bidi="id_ID"/>
+        </w:rPr>
+        <w:t>26:25</w:t>
+      </w:r>
       <w:r>
         <w:rPr>
           <w:lang w:val="id_ID" w:bidi="id_ID"/>
@@ -2497,18 +1999,12 @@
         </w:rPr>
         <w:t>Tiang awan dan api (</w:t>
       </w:r>
-      <w:hyperlink r:id="rId95">
-        <w:r>
-          <w:rPr>
-            <w:lang w:val="id_ID" w:bidi="id_ID"/>
-          </w:rPr>
-          <w:rPr>
-            <w:color w:val="0000EE"/>
-            <w:u w:val="single"/>
-          </w:rPr>
-          <w:t>Kel. 14:24</w:t>
-        </w:r>
-      </w:hyperlink>
+      <w:r>
+        <w:rPr>
+          <w:lang w:val="id_ID" w:bidi="id_ID"/>
+        </w:rPr>
+        <w:t>Kel. 14:24</w:t>
+      </w:r>
       <w:r>
         <w:rPr>
           <w:lang w:val="id_ID" w:bidi="id_ID"/>
@@ -2533,36 +2029,24 @@
         </w:rPr>
         <w:t>Tiang awan (</w:t>
       </w:r>
-      <w:hyperlink r:id="rId96">
-        <w:r>
-          <w:rPr>
-            <w:lang w:val="id_ID" w:bidi="id_ID"/>
-          </w:rPr>
-          <w:rPr>
-            <w:color w:val="0000EE"/>
-            <w:u w:val="single"/>
-          </w:rPr>
-          <w:t>Kel. 33:9–10</w:t>
-        </w:r>
-      </w:hyperlink>
+      <w:r>
+        <w:rPr>
+          <w:lang w:val="id_ID" w:bidi="id_ID"/>
+        </w:rPr>
+        <w:t>Kel. 33:9–10</w:t>
+      </w:r>
       <w:r>
         <w:rPr>
           <w:lang w:val="id_ID" w:bidi="id_ID"/>
         </w:rPr>
         <w:t xml:space="preserve">; </w:t>
       </w:r>
-      <w:hyperlink r:id="rId97">
-        <w:r>
-          <w:rPr>
-            <w:lang w:val="id_ID" w:bidi="id_ID"/>
-          </w:rPr>
-          <w:rPr>
-            <w:color w:val="0000EE"/>
-            <w:u w:val="single"/>
-          </w:rPr>
-          <w:t>Bil. 14:14</w:t>
-        </w:r>
-      </w:hyperlink>
+      <w:r>
+        <w:rPr>
+          <w:lang w:val="id_ID" w:bidi="id_ID"/>
+        </w:rPr>
+        <w:t>Bil. 14:14</w:t>
+      </w:r>
       <w:r>
         <w:rPr>
           <w:lang w:val="id_ID" w:bidi="id_ID"/>
@@ -2587,36 +2071,24 @@
         </w:rPr>
         <w:t>Tiang api (</w:t>
       </w:r>
-      <w:hyperlink r:id="rId98">
-        <w:r>
-          <w:rPr>
-            <w:lang w:val="id_ID" w:bidi="id_ID"/>
-          </w:rPr>
-          <w:rPr>
-            <w:color w:val="0000EE"/>
-            <w:u w:val="single"/>
-          </w:rPr>
-          <w:t>Kel. 13:21</w:t>
-        </w:r>
-      </w:hyperlink>
+      <w:r>
+        <w:rPr>
+          <w:lang w:val="id_ID" w:bidi="id_ID"/>
+        </w:rPr>
+        <w:t>Kel. 13:21</w:t>
+      </w:r>
       <w:r>
         <w:rPr>
           <w:lang w:val="id_ID" w:bidi="id_ID"/>
         </w:rPr>
         <w:t xml:space="preserve">; </w:t>
       </w:r>
-      <w:hyperlink r:id="rId97">
-        <w:r>
-          <w:rPr>
-            <w:lang w:val="id_ID" w:bidi="id_ID"/>
-          </w:rPr>
-          <w:rPr>
-            <w:color w:val="0000EE"/>
-            <w:u w:val="single"/>
-          </w:rPr>
-          <w:t>Bil. 14:14</w:t>
-        </w:r>
-      </w:hyperlink>
+      <w:r>
+        <w:rPr>
+          <w:lang w:val="id_ID" w:bidi="id_ID"/>
+        </w:rPr>
+        <w:t>Bil. 14:14</w:t>
+      </w:r>
       <w:r>
         <w:rPr>
           <w:lang w:val="id_ID" w:bidi="id_ID"/>
@@ -2641,36 +2113,24 @@
         </w:rPr>
         <w:t>Awan (</w:t>
       </w:r>
-      <w:hyperlink r:id="rId99">
-        <w:r>
-          <w:rPr>
-            <w:lang w:val="id_ID" w:bidi="id_ID"/>
-          </w:rPr>
-          <w:rPr>
-            <w:color w:val="0000EE"/>
-            <w:u w:val="single"/>
-          </w:rPr>
-          <w:t>Kel. 40:34–35</w:t>
-        </w:r>
-      </w:hyperlink>
+      <w:r>
+        <w:rPr>
+          <w:lang w:val="id_ID" w:bidi="id_ID"/>
+        </w:rPr>
+        <w:t>Kel. 40:34–35</w:t>
+      </w:r>
       <w:r>
         <w:rPr>
           <w:lang w:val="id_ID" w:bidi="id_ID"/>
         </w:rPr>
         <w:t xml:space="preserve">; </w:t>
       </w:r>
-      <w:hyperlink r:id="rId100">
-        <w:r>
-          <w:rPr>
-            <w:lang w:val="id_ID" w:bidi="id_ID"/>
-          </w:rPr>
-          <w:rPr>
-            <w:color w:val="0000EE"/>
-            <w:u w:val="single"/>
-          </w:rPr>
-          <w:t>Ul. 1:33</w:t>
-        </w:r>
-      </w:hyperlink>
+      <w:r>
+        <w:rPr>
+          <w:lang w:val="id_ID" w:bidi="id_ID"/>
+        </w:rPr>
+        <w:t>Ul. 1:33</w:t>
+      </w:r>
       <w:r>
         <w:rPr>
           <w:lang w:val="id_ID" w:bidi="id_ID"/>
@@ -2695,36 +2155,24 @@
         </w:rPr>
         <w:t>Api (</w:t>
       </w:r>
-      <w:hyperlink r:id="rId100">
-        <w:r>
-          <w:rPr>
-            <w:lang w:val="id_ID" w:bidi="id_ID"/>
-          </w:rPr>
-          <w:rPr>
-            <w:color w:val="0000EE"/>
-            <w:u w:val="single"/>
-          </w:rPr>
-          <w:t>Ul. 1:33</w:t>
-        </w:r>
-      </w:hyperlink>
+      <w:r>
+        <w:rPr>
+          <w:lang w:val="id_ID" w:bidi="id_ID"/>
+        </w:rPr>
+        <w:t>Ul. 1:33</w:t>
+      </w:r>
       <w:r>
         <w:rPr>
           <w:lang w:val="id_ID" w:bidi="id_ID"/>
         </w:rPr>
         <w:t xml:space="preserve">; </w:t>
       </w:r>
-      <w:hyperlink r:id="rId101">
-        <w:r>
-          <w:rPr>
-            <w:lang w:val="id_ID" w:bidi="id_ID"/>
-          </w:rPr>
-          <w:rPr>
-            <w:color w:val="0000EE"/>
-            <w:u w:val="single"/>
-          </w:rPr>
-          <w:t>4:12</w:t>
-        </w:r>
-      </w:hyperlink>
+      <w:r>
+        <w:rPr>
+          <w:lang w:val="id_ID" w:bidi="id_ID"/>
+        </w:rPr>
+        <w:t>4:12</w:t>
+      </w:r>
       <w:r>
         <w:rPr>
           <w:lang w:val="id_ID" w:bidi="id_ID"/>
@@ -2836,72 +2284,48 @@
         </w:rPr>
         <w:t>Awan memenuhi tabernakel dan tinggal di sana siang dan malam, menandakan kehadiran Allah (</w:t>
       </w:r>
-      <w:hyperlink r:id="rId102">
-        <w:r>
-          <w:rPr>
-            <w:lang w:val="id_ID" w:bidi="id_ID"/>
-          </w:rPr>
-          <w:rPr>
-            <w:color w:val="0000EE"/>
-            <w:u w:val="single"/>
-          </w:rPr>
-          <w:t>Kel. 40:34–38</w:t>
-        </w:r>
-      </w:hyperlink>
+      <w:r>
+        <w:rPr>
+          <w:lang w:val="id_ID" w:bidi="id_ID"/>
+        </w:rPr>
+        <w:t>Kel. 40:34–38</w:t>
+      </w:r>
       <w:r>
         <w:rPr>
           <w:lang w:val="id_ID" w:bidi="id_ID"/>
         </w:rPr>
         <w:t>). Allah muncul di awan pada Hari Pendamaian (</w:t>
       </w:r>
-      <w:hyperlink r:id="rId103">
-        <w:r>
-          <w:rPr>
-            <w:lang w:val="id_ID" w:bidi="id_ID"/>
-          </w:rPr>
-          <w:rPr>
-            <w:color w:val="0000EE"/>
-            <w:u w:val="single"/>
-          </w:rPr>
-          <w:t>Im. 16:2</w:t>
-        </w:r>
-      </w:hyperlink>
+      <w:r>
+        <w:rPr>
+          <w:lang w:val="id_ID" w:bidi="id_ID"/>
+        </w:rPr>
+        <w:t>Im. 16:2</w:t>
+      </w:r>
       <w:r>
         <w:rPr>
           <w:lang w:val="id_ID" w:bidi="id_ID"/>
         </w:rPr>
         <w:t>). Ketika bait suci ditahbiskan, awan itu menunjukkan bahwa Allah menerima bait suci sebagai tempat kediaman-Nya (</w:t>
       </w:r>
-      <w:hyperlink r:id="rId104">
-        <w:r>
-          <w:rPr>
-            <w:lang w:val="id_ID" w:bidi="id_ID"/>
-          </w:rPr>
-          <w:rPr>
-            <w:color w:val="0000EE"/>
-            <w:u w:val="single"/>
-          </w:rPr>
-          <w:t>1Raj. 8:10–11</w:t>
-        </w:r>
-      </w:hyperlink>
+      <w:r>
+        <w:rPr>
+          <w:lang w:val="id_ID" w:bidi="id_ID"/>
+        </w:rPr>
+        <w:t>1Raj. 8:10–11</w:t>
+      </w:r>
       <w:r>
         <w:rPr>
           <w:lang w:val="id_ID" w:bidi="id_ID"/>
         </w:rPr>
         <w:t xml:space="preserve">; </w:t>
       </w:r>
-      <w:hyperlink r:id="rId105">
-        <w:r>
-          <w:rPr>
-            <w:lang w:val="id_ID" w:bidi="id_ID"/>
-          </w:rPr>
-          <w:rPr>
-            <w:color w:val="0000EE"/>
-            <w:u w:val="single"/>
-          </w:rPr>
-          <w:t>2Taw. 5:13–14</w:t>
-        </w:r>
-      </w:hyperlink>
+      <w:r>
+        <w:rPr>
+          <w:lang w:val="id_ID" w:bidi="id_ID"/>
+        </w:rPr>
+        <w:t>2Taw. 5:13–14</w:t>
+      </w:r>
       <w:r>
         <w:rPr>
           <w:lang w:val="id_ID" w:bidi="id_ID"/>
@@ -2926,36 +2350,24 @@
         </w:rPr>
         <w:t>Awan melindungi Israel selama masa keluaran. Awan itu mengambil posisi di antara tentara Mesir dan Israel, membawa kegelapan bagi orang Mesir dan membawa terang bagi orang Israel (</w:t>
       </w:r>
-      <w:hyperlink r:id="rId106">
-        <w:r>
-          <w:rPr>
-            <w:lang w:val="id_ID" w:bidi="id_ID"/>
-          </w:rPr>
-          <w:rPr>
-            <w:color w:val="0000EE"/>
-            <w:u w:val="single"/>
-          </w:rPr>
-          <w:t>Kel. 14:19–20</w:t>
-        </w:r>
-      </w:hyperlink>
+      <w:r>
+        <w:rPr>
+          <w:lang w:val="id_ID" w:bidi="id_ID"/>
+        </w:rPr>
+        <w:t>Kel. 14:19–20</w:t>
+      </w:r>
       <w:r>
         <w:rPr>
           <w:lang w:val="id_ID" w:bidi="id_ID"/>
         </w:rPr>
         <w:t>). Pemazmur mengenang bagaimana Allah membentangkan “awan menjadi tudung dan api untuk menerangi malam” (</w:t>
       </w:r>
-      <w:hyperlink r:id="rId107">
-        <w:r>
-          <w:rPr>
-            <w:lang w:val="id_ID" w:bidi="id_ID"/>
-          </w:rPr>
-          <w:rPr>
-            <w:color w:val="0000EE"/>
-            <w:u w:val="single"/>
-          </w:rPr>
-          <w:t>Mzm 105:39</w:t>
-        </w:r>
-      </w:hyperlink>
+      <w:r>
+        <w:rPr>
+          <w:lang w:val="id_ID" w:bidi="id_ID"/>
+        </w:rPr>
+        <w:t>Mzm 105:39</w:t>
+      </w:r>
       <w:r>
         <w:rPr>
           <w:lang w:val="id_ID" w:bidi="id_ID"/>
@@ -2992,90 +2404,60 @@
         </w:rPr>
         <w:t>” (</w:t>
       </w:r>
-      <w:hyperlink r:id="rId108">
-        <w:r>
-          <w:rPr>
-            <w:lang w:val="id_ID" w:bidi="id_ID"/>
-          </w:rPr>
-          <w:rPr>
-            <w:color w:val="0000EE"/>
-            <w:u w:val="single"/>
-          </w:rPr>
-          <w:t>Kel. 13:21–22</w:t>
-        </w:r>
-      </w:hyperlink>
+      <w:r>
+        <w:rPr>
+          <w:lang w:val="id_ID" w:bidi="id_ID"/>
+        </w:rPr>
+        <w:t>Kel. 13:21–22</w:t>
+      </w:r>
       <w:r>
         <w:rPr>
           <w:lang w:val="id_ID" w:bidi="id_ID"/>
         </w:rPr>
         <w:t>). Ketika awan itu naik, orang Israel berangkat; ketika awan itu menetap, mereka berkemah (</w:t>
       </w:r>
-      <w:hyperlink r:id="rId109">
-        <w:r>
-          <w:rPr>
-            <w:lang w:val="id_ID" w:bidi="id_ID"/>
-          </w:rPr>
-          <w:rPr>
-            <w:color w:val="0000EE"/>
-            <w:u w:val="single"/>
-          </w:rPr>
-          <w:t>Bil. 9:17</w:t>
-        </w:r>
-      </w:hyperlink>
+      <w:r>
+        <w:rPr>
+          <w:lang w:val="id_ID" w:bidi="id_ID"/>
+        </w:rPr>
+        <w:t>Bil. 9:17</w:t>
+      </w:r>
       <w:r>
         <w:rPr>
           <w:lang w:val="id_ID" w:bidi="id_ID"/>
         </w:rPr>
         <w:t>). Meskipun manusia berdosa, Allah terus memimpin mereka (</w:t>
       </w:r>
-      <w:hyperlink r:id="rId100">
-        <w:r>
-          <w:rPr>
-            <w:lang w:val="id_ID" w:bidi="id_ID"/>
-          </w:rPr>
-          <w:rPr>
-            <w:color w:val="0000EE"/>
-            <w:u w:val="single"/>
-          </w:rPr>
-          <w:t>Ul. 1:33</w:t>
-        </w:r>
-      </w:hyperlink>
+      <w:r>
+        <w:rPr>
+          <w:lang w:val="id_ID" w:bidi="id_ID"/>
+        </w:rPr>
+        <w:t>Ul. 1:33</w:t>
+      </w:r>
       <w:r>
         <w:rPr>
           <w:lang w:val="id_ID" w:bidi="id_ID"/>
         </w:rPr>
         <w:t>). Generasi selanjutnya ingat bahwa Allah menuntun mereka siang dan malam (</w:t>
       </w:r>
-      <w:hyperlink r:id="rId110">
-        <w:r>
-          <w:rPr>
-            <w:lang w:val="id_ID" w:bidi="id_ID"/>
-          </w:rPr>
-          <w:rPr>
-            <w:color w:val="0000EE"/>
-            <w:u w:val="single"/>
-          </w:rPr>
-          <w:t>Neh. 9:12, 19</w:t>
-        </w:r>
-      </w:hyperlink>
+      <w:r>
+        <w:rPr>
+          <w:lang w:val="id_ID" w:bidi="id_ID"/>
+        </w:rPr>
+        <w:t>Neh. 9:12, 19</w:t>
+      </w:r>
       <w:r>
         <w:rPr>
           <w:lang w:val="id_ID" w:bidi="id_ID"/>
         </w:rPr>
         <w:t xml:space="preserve">; </w:t>
       </w:r>
-      <w:hyperlink r:id="rId111">
-        <w:r>
-          <w:rPr>
-            <w:lang w:val="id_ID" w:bidi="id_ID"/>
-          </w:rPr>
-          <w:rPr>
-            <w:color w:val="0000EE"/>
-            <w:u w:val="single"/>
-          </w:rPr>
-          <w:t>Mzm. 78:14</w:t>
-        </w:r>
-      </w:hyperlink>
+      <w:r>
+        <w:rPr>
+          <w:lang w:val="id_ID" w:bidi="id_ID"/>
+        </w:rPr>
+        <w:t>Mzm. 78:14</w:t>
+      </w:r>
       <w:r>
         <w:rPr>
           <w:lang w:val="id_ID" w:bidi="id_ID"/>
@@ -3100,162 +2482,108 @@
         </w:rPr>
         <w:t>Awan berfungsi sebagai sarana bagi Allah untuk berkomunikasi (</w:t>
       </w:r>
-      <w:hyperlink r:id="rId112">
-        <w:r>
-          <w:rPr>
-            <w:lang w:val="id_ID" w:bidi="id_ID"/>
-          </w:rPr>
-          <w:rPr>
-            <w:color w:val="0000EE"/>
-            <w:u w:val="single"/>
-          </w:rPr>
-          <w:t>Mzm 99:7</w:t>
-        </w:r>
-      </w:hyperlink>
+      <w:r>
+        <w:rPr>
+          <w:lang w:val="id_ID" w:bidi="id_ID"/>
+        </w:rPr>
+        <w:t>Mzm 99:7</w:t>
+      </w:r>
       <w:r>
         <w:rPr>
           <w:lang w:val="id_ID" w:bidi="id_ID"/>
         </w:rPr>
         <w:t>). Dia berfirman dari awan di Sinai (</w:t>
       </w:r>
-      <w:hyperlink r:id="rId113">
-        <w:r>
-          <w:rPr>
-            <w:lang w:val="id_ID" w:bidi="id_ID"/>
-          </w:rPr>
-          <w:rPr>
-            <w:color w:val="0000EE"/>
-            <w:u w:val="single"/>
-          </w:rPr>
-          <w:t>Kel. 19:9, 16</w:t>
-        </w:r>
-      </w:hyperlink>
+      <w:r>
+        <w:rPr>
+          <w:lang w:val="id_ID" w:bidi="id_ID"/>
+        </w:rPr>
+        <w:t>Kel. 19:9, 16</w:t>
+      </w:r>
       <w:r>
         <w:rPr>
           <w:lang w:val="id_ID" w:bidi="id_ID"/>
         </w:rPr>
         <w:t xml:space="preserve">; </w:t>
       </w:r>
-      <w:hyperlink r:id="rId114">
-        <w:r>
-          <w:rPr>
-            <w:lang w:val="id_ID" w:bidi="id_ID"/>
-          </w:rPr>
-          <w:rPr>
-            <w:color w:val="0000EE"/>
-            <w:u w:val="single"/>
-          </w:rPr>
-          <w:t>34:1–25</w:t>
-        </w:r>
-      </w:hyperlink>
+      <w:r>
+        <w:rPr>
+          <w:lang w:val="id_ID" w:bidi="id_ID"/>
+        </w:rPr>
+        <w:t>34:1–25</w:t>
+      </w:r>
       <w:r>
         <w:rPr>
           <w:lang w:val="id_ID" w:bidi="id_ID"/>
         </w:rPr>
         <w:t xml:space="preserve">; </w:t>
       </w:r>
-      <w:hyperlink r:id="rId115">
-        <w:r>
-          <w:rPr>
-            <w:lang w:val="id_ID" w:bidi="id_ID"/>
-          </w:rPr>
-          <w:rPr>
-            <w:color w:val="0000EE"/>
-            <w:u w:val="single"/>
-          </w:rPr>
-          <w:t>Ul. 4:11–12</w:t>
-        </w:r>
-      </w:hyperlink>
+      <w:r>
+        <w:rPr>
+          <w:lang w:val="id_ID" w:bidi="id_ID"/>
+        </w:rPr>
+        <w:t>Ul. 4:11–12</w:t>
+      </w:r>
       <w:r>
         <w:rPr>
           <w:lang w:val="id_ID" w:bidi="id_ID"/>
         </w:rPr>
         <w:t xml:space="preserve">; </w:t>
       </w:r>
-      <w:hyperlink r:id="rId116">
-        <w:r>
-          <w:rPr>
-            <w:lang w:val="id_ID" w:bidi="id_ID"/>
-          </w:rPr>
-          <w:rPr>
-            <w:color w:val="0000EE"/>
-            <w:u w:val="single"/>
-          </w:rPr>
-          <w:t>5:22</w:t>
-        </w:r>
-      </w:hyperlink>
+      <w:r>
+        <w:rPr>
+          <w:lang w:val="id_ID" w:bidi="id_ID"/>
+        </w:rPr>
+        <w:t>5:22</w:t>
+      </w:r>
       <w:r>
         <w:rPr>
           <w:lang w:val="id_ID" w:bidi="id_ID"/>
         </w:rPr>
         <w:t>) pada saat-saat pemberontakan (</w:t>
       </w:r>
-      <w:hyperlink r:id="rId117">
-        <w:r>
-          <w:rPr>
-            <w:lang w:val="id_ID" w:bidi="id_ID"/>
-          </w:rPr>
-          <w:rPr>
-            <w:color w:val="0000EE"/>
-            <w:u w:val="single"/>
-          </w:rPr>
-          <w:t>Kel. 16:10</w:t>
-        </w:r>
-      </w:hyperlink>
+      <w:r>
+        <w:rPr>
+          <w:lang w:val="id_ID" w:bidi="id_ID"/>
+        </w:rPr>
+        <w:t>Kel. 16:10</w:t>
+      </w:r>
       <w:r>
         <w:rPr>
           <w:lang w:val="id_ID" w:bidi="id_ID"/>
         </w:rPr>
         <w:t xml:space="preserve">; </w:t>
       </w:r>
-      <w:hyperlink r:id="rId118">
-        <w:r>
-          <w:rPr>
-            <w:lang w:val="id_ID" w:bidi="id_ID"/>
-          </w:rPr>
-          <w:rPr>
-            <w:color w:val="0000EE"/>
-            <w:u w:val="single"/>
-          </w:rPr>
-          <w:t>Bil. 14:10</w:t>
-        </w:r>
-      </w:hyperlink>
+      <w:r>
+        <w:rPr>
+          <w:lang w:val="id_ID" w:bidi="id_ID"/>
+        </w:rPr>
+        <w:t>Bil. 14:10</w:t>
+      </w:r>
       <w:r>
         <w:rPr>
           <w:lang w:val="id_ID" w:bidi="id_ID"/>
         </w:rPr>
         <w:t xml:space="preserve">; </w:t>
       </w:r>
-      <w:hyperlink r:id="rId119">
-        <w:r>
-          <w:rPr>
-            <w:lang w:val="id_ID" w:bidi="id_ID"/>
-          </w:rPr>
-          <w:rPr>
-            <w:color w:val="0000EE"/>
-            <w:u w:val="single"/>
-          </w:rPr>
-          <w:t>16:42–43</w:t>
-        </w:r>
-      </w:hyperlink>
+      <w:r>
+        <w:rPr>
+          <w:lang w:val="id_ID" w:bidi="id_ID"/>
+        </w:rPr>
+        <w:t>16:42–43</w:t>
+      </w:r>
       <w:r>
         <w:rPr>
           <w:lang w:val="id_ID" w:bidi="id_ID"/>
         </w:rPr>
         <w:t>), ketika Harun dan Miryam menentang Musa (</w:t>
       </w:r>
-      <w:hyperlink r:id="rId120">
-        <w:r>
-          <w:rPr>
-            <w:lang w:val="id_ID" w:bidi="id_ID"/>
-          </w:rPr>
-          <w:rPr>
-            <w:color w:val="0000EE"/>
-            <w:u w:val="single"/>
-          </w:rPr>
-          <w:t>Bil. 12:1–15</w:t>
-        </w:r>
-      </w:hyperlink>
+      <w:r>
+        <w:rPr>
+          <w:lang w:val="id_ID" w:bidi="id_ID"/>
+        </w:rPr>
+        <w:t>Bil. 12:1–15</w:t>
+      </w:r>
       <w:r>
         <w:rPr>
           <w:lang w:val="id_ID" w:bidi="id_ID"/>
@@ -3274,36 +2602,24 @@
         </w:rPr>
         <w:t>” (</w:t>
       </w:r>
-      <w:hyperlink r:id="rId121">
-        <w:r>
-          <w:rPr>
-            <w:lang w:val="id_ID" w:bidi="id_ID"/>
-          </w:rPr>
-          <w:rPr>
-            <w:color w:val="0000EE"/>
-            <w:u w:val="single"/>
-          </w:rPr>
-          <w:t>Kel. 33:9</w:t>
-        </w:r>
-      </w:hyperlink>
+      <w:r>
+        <w:rPr>
+          <w:lang w:val="id_ID" w:bidi="id_ID"/>
+        </w:rPr>
+        <w:t>Kel. 33:9</w:t>
+      </w:r>
       <w:r>
         <w:rPr>
           <w:lang w:val="id_ID" w:bidi="id_ID"/>
         </w:rPr>
         <w:t>). Saat Musa meninggal, Tuhan muncul di tiang awan untuk berbicara tentang masa depan bangsa (</w:t>
       </w:r>
-      <w:hyperlink r:id="rId122">
-        <w:r>
-          <w:rPr>
-            <w:lang w:val="id_ID" w:bidi="id_ID"/>
-          </w:rPr>
-          <w:rPr>
-            <w:color w:val="0000EE"/>
-            <w:u w:val="single"/>
-          </w:rPr>
-          <w:t>Ul. 31:14–29</w:t>
-        </w:r>
-      </w:hyperlink>
+      <w:r>
+        <w:rPr>
+          <w:lang w:val="id_ID" w:bidi="id_ID"/>
+        </w:rPr>
+        <w:t>Ul. 31:14–29</w:t>
+      </w:r>
       <w:r>
         <w:rPr>
           <w:lang w:val="id_ID" w:bidi="id_ID"/>
@@ -3353,72 +2669,48 @@
         </w:rPr>
         <w:t>Yehezkiel melihat awan besar dengan kilatan cahaya yang terang (</w:t>
       </w:r>
-      <w:hyperlink r:id="rId123">
-        <w:r>
-          <w:rPr>
-            <w:lang w:val="id_ID" w:bidi="id_ID"/>
-          </w:rPr>
-          <w:rPr>
-            <w:color w:val="0000EE"/>
-            <w:u w:val="single"/>
-          </w:rPr>
-          <w:t>Yeh. 1:4</w:t>
-        </w:r>
-      </w:hyperlink>
+      <w:r>
+        <w:rPr>
+          <w:lang w:val="id_ID" w:bidi="id_ID"/>
+        </w:rPr>
+        <w:t>Yeh. 1:4</w:t>
+      </w:r>
       <w:r>
         <w:rPr>
           <w:lang w:val="id_ID" w:bidi="id_ID"/>
         </w:rPr>
         <w:t>). Di dalamnya, dia melihat api, makhluk-makhluk yang melayani Allah, takhta Allah, dan kehadiran Allah (</w:t>
       </w:r>
-      <w:hyperlink r:id="rId124">
-        <w:r>
-          <w:rPr>
-            <w:lang w:val="id_ID" w:bidi="id_ID"/>
-          </w:rPr>
-          <w:rPr>
-            <w:color w:val="0000EE"/>
-            <w:u w:val="single"/>
-          </w:rPr>
-          <w:t>Yeh. 1:5–28</w:t>
-        </w:r>
-      </w:hyperlink>
+      <w:r>
+        <w:rPr>
+          <w:lang w:val="id_ID" w:bidi="id_ID"/>
+        </w:rPr>
+        <w:t>Yeh. 1:5–28</w:t>
+      </w:r>
       <w:r>
         <w:rPr>
           <w:lang w:val="id_ID" w:bidi="id_ID"/>
         </w:rPr>
         <w:t>). Dia juga melihat kemuliaan Allah pergi dan kemudian kembali ke Bait Suci (</w:t>
       </w:r>
-      <w:hyperlink r:id="rId125">
-        <w:r>
-          <w:rPr>
-            <w:lang w:val="id_ID" w:bidi="id_ID"/>
-          </w:rPr>
-          <w:rPr>
-            <w:color w:val="0000EE"/>
-            <w:u w:val="single"/>
-          </w:rPr>
-          <w:t>Yeh. 10</w:t>
-        </w:r>
-      </w:hyperlink>
+      <w:r>
+        <w:rPr>
+          <w:lang w:val="id_ID" w:bidi="id_ID"/>
+        </w:rPr>
+        <w:t>Yeh. 10</w:t>
+      </w:r>
       <w:r>
         <w:rPr>
           <w:lang w:val="id_ID" w:bidi="id_ID"/>
         </w:rPr>
         <w:t xml:space="preserve">; </w:t>
       </w:r>
-      <w:hyperlink r:id="rId126">
-        <w:r>
-          <w:rPr>
-            <w:lang w:val="id_ID" w:bidi="id_ID"/>
-          </w:rPr>
-          <w:rPr>
-            <w:color w:val="0000EE"/>
-            <w:u w:val="single"/>
-          </w:rPr>
-          <w:t>43</w:t>
-        </w:r>
-      </w:hyperlink>
+      <w:r>
+        <w:rPr>
+          <w:lang w:val="id_ID" w:bidi="id_ID"/>
+        </w:rPr>
+        <w:t>43</w:t>
+      </w:r>
       <w:r>
         <w:rPr>
           <w:lang w:val="id_ID" w:bidi="id_ID"/>
@@ -3455,18 +2747,12 @@
         </w:rPr>
         <w:t>" untuk menerima kekuasaan, kemuliaan, dan wewenang (</w:t>
       </w:r>
-      <w:hyperlink r:id="rId127">
-        <w:r>
-          <w:rPr>
-            <w:lang w:val="id_ID" w:bidi="id_ID"/>
-          </w:rPr>
-          <w:rPr>
-            <w:color w:val="0000EE"/>
-            <w:u w:val="single"/>
-          </w:rPr>
-          <w:t>Dan. 7:13</w:t>
-        </w:r>
-      </w:hyperlink>
+      <w:r>
+        <w:rPr>
+          <w:lang w:val="id_ID" w:bidi="id_ID"/>
+        </w:rPr>
+        <w:t>Dan. 7:13</w:t>
+      </w:r>
       <w:r>
         <w:rPr>
           <w:lang w:val="id_ID" w:bidi="id_ID"/>
@@ -3491,54 +2777,36 @@
         </w:rPr>
         <w:t>Selama Transfigurasi, awan menutupi Yesus ketika Dia menunjukkan kemuliaan-Nya (</w:t>
       </w:r>
-      <w:hyperlink r:id="rId128">
-        <w:r>
-          <w:rPr>
-            <w:lang w:val="id_ID" w:bidi="id_ID"/>
-          </w:rPr>
-          <w:rPr>
-            <w:color w:val="0000EE"/>
-            <w:u w:val="single"/>
-          </w:rPr>
-          <w:t>Mat. 17:5</w:t>
-        </w:r>
-      </w:hyperlink>
+      <w:r>
+        <w:rPr>
+          <w:lang w:val="id_ID" w:bidi="id_ID"/>
+        </w:rPr>
+        <w:t>Mat. 17:5</w:t>
+      </w:r>
       <w:r>
         <w:rPr>
           <w:lang w:val="id_ID" w:bidi="id_ID"/>
         </w:rPr>
         <w:t xml:space="preserve">; </w:t>
       </w:r>
-      <w:hyperlink r:id="rId129">
-        <w:r>
-          <w:rPr>
-            <w:lang w:val="id_ID" w:bidi="id_ID"/>
-          </w:rPr>
-          <w:rPr>
-            <w:color w:val="0000EE"/>
-            <w:u w:val="single"/>
-          </w:rPr>
-          <w:t>Mrk. 9:7</w:t>
-        </w:r>
-      </w:hyperlink>
+      <w:r>
+        <w:rPr>
+          <w:lang w:val="id_ID" w:bidi="id_ID"/>
+        </w:rPr>
+        <w:t>Mrk. 9:7</w:t>
+      </w:r>
       <w:r>
         <w:rPr>
           <w:lang w:val="id_ID" w:bidi="id_ID"/>
         </w:rPr>
         <w:t xml:space="preserve">; </w:t>
       </w:r>
-      <w:hyperlink r:id="rId130">
-        <w:r>
-          <w:rPr>
-            <w:lang w:val="id_ID" w:bidi="id_ID"/>
-          </w:rPr>
-          <w:rPr>
-            <w:color w:val="0000EE"/>
-            <w:u w:val="single"/>
-          </w:rPr>
-          <w:t>Luk. 9:34</w:t>
-        </w:r>
-      </w:hyperlink>
+      <w:r>
+        <w:rPr>
+          <w:lang w:val="id_ID" w:bidi="id_ID"/>
+        </w:rPr>
+        <w:t>Luk. 9:34</w:t>
+      </w:r>
       <w:r>
         <w:rPr>
           <w:lang w:val="id_ID" w:bidi="id_ID"/>
@@ -3563,90 +2831,60 @@
         </w:rPr>
         <w:t>Yesus diangkat ke awan-awan saat kenaikan-Nya, dan para malaikat mengingatkan para rasul tentang janji-Nya untuk kembali dengan cara yang sama (</w:t>
       </w:r>
-      <w:hyperlink r:id="rId131">
-        <w:r>
-          <w:rPr>
-            <w:lang w:val="id_ID" w:bidi="id_ID"/>
-          </w:rPr>
-          <w:rPr>
-            <w:color w:val="0000EE"/>
-            <w:u w:val="single"/>
-          </w:rPr>
-          <w:t>Kisah 1:9–11</w:t>
-        </w:r>
-      </w:hyperlink>
+      <w:r>
+        <w:rPr>
+          <w:lang w:val="id_ID" w:bidi="id_ID"/>
+        </w:rPr>
+        <w:t>Kisah 1:9–11</w:t>
+      </w:r>
       <w:r>
         <w:rPr>
           <w:lang w:val="id_ID" w:bidi="id_ID"/>
         </w:rPr>
         <w:t xml:space="preserve">; lihat </w:t>
       </w:r>
-      <w:hyperlink r:id="rId132">
-        <w:r>
-          <w:rPr>
-            <w:lang w:val="id_ID" w:bidi="id_ID"/>
-          </w:rPr>
-          <w:rPr>
-            <w:color w:val="0000EE"/>
-            <w:u w:val="single"/>
-          </w:rPr>
-          <w:t>Mat. 24:30</w:t>
-        </w:r>
-      </w:hyperlink>
+      <w:r>
+        <w:rPr>
+          <w:lang w:val="id_ID" w:bidi="id_ID"/>
+        </w:rPr>
+        <w:t>Mat. 24:30</w:t>
+      </w:r>
       <w:r>
         <w:rPr>
           <w:lang w:val="id_ID" w:bidi="id_ID"/>
         </w:rPr>
         <w:t xml:space="preserve">; </w:t>
       </w:r>
-      <w:hyperlink r:id="rId133">
-        <w:r>
-          <w:rPr>
-            <w:lang w:val="id_ID" w:bidi="id_ID"/>
-          </w:rPr>
-          <w:rPr>
-            <w:color w:val="0000EE"/>
-            <w:u w:val="single"/>
-          </w:rPr>
-          <w:t>Mrk. 13:26</w:t>
-        </w:r>
-      </w:hyperlink>
+      <w:r>
+        <w:rPr>
+          <w:lang w:val="id_ID" w:bidi="id_ID"/>
+        </w:rPr>
+        <w:t>Mrk. 13:26</w:t>
+      </w:r>
       <w:r>
         <w:rPr>
           <w:lang w:val="id_ID" w:bidi="id_ID"/>
         </w:rPr>
         <w:t xml:space="preserve">; </w:t>
       </w:r>
-      <w:hyperlink r:id="rId134">
-        <w:r>
-          <w:rPr>
-            <w:lang w:val="id_ID" w:bidi="id_ID"/>
-          </w:rPr>
-          <w:rPr>
-            <w:color w:val="0000EE"/>
-            <w:u w:val="single"/>
-          </w:rPr>
-          <w:t>Luk. 21:27</w:t>
-        </w:r>
-      </w:hyperlink>
+      <w:r>
+        <w:rPr>
+          <w:lang w:val="id_ID" w:bidi="id_ID"/>
+        </w:rPr>
+        <w:t>Luk. 21:27</w:t>
+      </w:r>
       <w:r>
         <w:rPr>
           <w:lang w:val="id_ID" w:bidi="id_ID"/>
         </w:rPr>
         <w:t xml:space="preserve">; </w:t>
       </w:r>
-      <w:hyperlink r:id="rId135">
-        <w:r>
-          <w:rPr>
-            <w:lang w:val="id_ID" w:bidi="id_ID"/>
-          </w:rPr>
-          <w:rPr>
-            <w:color w:val="0000EE"/>
-            <w:u w:val="single"/>
-          </w:rPr>
-          <w:t>Why. 1:7</w:t>
-        </w:r>
-      </w:hyperlink>
+      <w:r>
+        <w:rPr>
+          <w:lang w:val="id_ID" w:bidi="id_ID"/>
+        </w:rPr>
+        <w:t>Why. 1:7</w:t>
+      </w:r>
       <w:r>
         <w:rPr>
           <w:lang w:val="id_ID" w:bidi="id_ID"/>
@@ -3771,54 +3009,36 @@
         </w:rPr>
         <w:t xml:space="preserve"> "kembar"); nama ini muncul tiga kali dalam Injil Yohanes (</w:t>
       </w:r>
-      <w:hyperlink r:id="rId136">
-        <w:r>
-          <w:rPr>
-            <w:lang w:val="id_ID" w:bidi="id_ID"/>
-          </w:rPr>
-          <w:rPr>
-            <w:color w:val="0000EE"/>
-            <w:u w:val="single"/>
-          </w:rPr>
-          <w:t>Yoh. 11:16</w:t>
-        </w:r>
-      </w:hyperlink>
+      <w:r>
+        <w:rPr>
+          <w:lang w:val="id_ID" w:bidi="id_ID"/>
+        </w:rPr>
+        <w:t>Yoh. 11:16</w:t>
+      </w:r>
       <w:r>
         <w:rPr>
           <w:lang w:val="id_ID" w:bidi="id_ID"/>
         </w:rPr>
         <w:t xml:space="preserve">; </w:t>
       </w:r>
-      <w:hyperlink r:id="rId137">
-        <w:r>
-          <w:rPr>
-            <w:lang w:val="id_ID" w:bidi="id_ID"/>
-          </w:rPr>
-          <w:rPr>
-            <w:color w:val="0000EE"/>
-            <w:u w:val="single"/>
-          </w:rPr>
-          <w:t>20:24</w:t>
-        </w:r>
-      </w:hyperlink>
+      <w:r>
+        <w:rPr>
+          <w:lang w:val="id_ID" w:bidi="id_ID"/>
+        </w:rPr>
+        <w:t>20:24</w:t>
+      </w:r>
       <w:r>
         <w:rPr>
           <w:lang w:val="id_ID" w:bidi="id_ID"/>
         </w:rPr>
         <w:t xml:space="preserve">; </w:t>
       </w:r>
-      <w:hyperlink r:id="rId138">
-        <w:r>
-          <w:rPr>
-            <w:lang w:val="id_ID" w:bidi="id_ID"/>
-          </w:rPr>
-          <w:rPr>
-            <w:color w:val="0000EE"/>
-            <w:u w:val="single"/>
-          </w:rPr>
-          <w:t>21:2</w:t>
-        </w:r>
-      </w:hyperlink>
+      <w:r>
+        <w:rPr>
+          <w:lang w:val="id_ID" w:bidi="id_ID"/>
+        </w:rPr>
+        <w:t>21:2</w:t>
+      </w:r>
       <w:r>
         <w:rPr>
           <w:lang w:val="id_ID" w:bidi="id_ID"/>
@@ -3839,162 +3059,108 @@
         </w:rPr>
         <w:t>Tomas muncul dalam setiap daftar sinoptik para rasul (</w:t>
       </w:r>
-      <w:hyperlink r:id="rId14">
-        <w:r>
-          <w:rPr>
-            <w:lang w:val="id_ID" w:bidi="id_ID"/>
-          </w:rPr>
-          <w:rPr>
-            <w:color w:val="0000EE"/>
-            <w:u w:val="single"/>
-          </w:rPr>
-          <w:t>Mat. 10:3</w:t>
-        </w:r>
-      </w:hyperlink>
+      <w:r>
+        <w:rPr>
+          <w:lang w:val="id_ID" w:bidi="id_ID"/>
+        </w:rPr>
+        <w:t>Mat. 10:3</w:t>
+      </w:r>
       <w:r>
         <w:rPr>
           <w:lang w:val="id_ID" w:bidi="id_ID"/>
         </w:rPr>
         <w:t xml:space="preserve">; </w:t>
       </w:r>
-      <w:hyperlink r:id="rId13">
-        <w:r>
-          <w:rPr>
-            <w:lang w:val="id_ID" w:bidi="id_ID"/>
-          </w:rPr>
-          <w:rPr>
-            <w:color w:val="0000EE"/>
-            <w:u w:val="single"/>
-          </w:rPr>
-          <w:t>Mrk. 3:18</w:t>
-        </w:r>
-      </w:hyperlink>
+      <w:r>
+        <w:rPr>
+          <w:lang w:val="id_ID" w:bidi="id_ID"/>
+        </w:rPr>
+        <w:t>Mrk. 3:18</w:t>
+      </w:r>
       <w:r>
         <w:rPr>
           <w:lang w:val="id_ID" w:bidi="id_ID"/>
         </w:rPr>
         <w:t xml:space="preserve">; </w:t>
       </w:r>
-      <w:hyperlink r:id="rId139">
-        <w:r>
-          <w:rPr>
-            <w:lang w:val="id_ID" w:bidi="id_ID"/>
-          </w:rPr>
-          <w:rPr>
-            <w:color w:val="0000EE"/>
-            <w:u w:val="single"/>
-          </w:rPr>
-          <w:t>Luk. 6:15</w:t>
-        </w:r>
-      </w:hyperlink>
+      <w:r>
+        <w:rPr>
+          <w:lang w:val="id_ID" w:bidi="id_ID"/>
+        </w:rPr>
+        <w:t>Luk. 6:15</w:t>
+      </w:r>
       <w:r>
         <w:rPr>
           <w:lang w:val="id_ID" w:bidi="id_ID"/>
         </w:rPr>
         <w:t xml:space="preserve">; bdk. </w:t>
       </w:r>
-      <w:hyperlink r:id="rId16">
-        <w:r>
-          <w:rPr>
-            <w:lang w:val="id_ID" w:bidi="id_ID"/>
-          </w:rPr>
-          <w:rPr>
-            <w:color w:val="0000EE"/>
-            <w:u w:val="single"/>
-          </w:rPr>
-          <w:t>Kisah 1:13</w:t>
-        </w:r>
-      </w:hyperlink>
+      <w:r>
+        <w:rPr>
+          <w:lang w:val="id_ID" w:bidi="id_ID"/>
+        </w:rPr>
+        <w:t>Kisah 1:13</w:t>
+      </w:r>
       <w:r>
         <w:rPr>
           <w:lang w:val="id_ID" w:bidi="id_ID"/>
         </w:rPr>
         <w:t>) tetapi tidak memainkan peran lebih lanjut. Kemunculannya yang dirayakan dalam Injil keempat sangat menarik. Di sini Tomas mengungkapkan keputusasaan mendekati Yerusalem (</w:t>
       </w:r>
-      <w:hyperlink r:id="rId136">
-        <w:r>
-          <w:rPr>
-            <w:lang w:val="id_ID" w:bidi="id_ID"/>
-          </w:rPr>
-          <w:rPr>
-            <w:color w:val="0000EE"/>
-            <w:u w:val="single"/>
-          </w:rPr>
-          <w:t>Yoh. 11:16</w:t>
-        </w:r>
-      </w:hyperlink>
+      <w:r>
+        <w:rPr>
+          <w:lang w:val="id_ID" w:bidi="id_ID"/>
+        </w:rPr>
+        <w:t>Yoh. 11:16</w:t>
+      </w:r>
       <w:r>
         <w:rPr>
           <w:lang w:val="id_ID" w:bidi="id_ID"/>
         </w:rPr>
         <w:t>) dan mendesak Yesus untuk menjelaskan kata-katanya tentang kepergian-Nya di ruang atas (</w:t>
       </w:r>
-      <w:hyperlink r:id="rId140">
-        <w:r>
-          <w:rPr>
-            <w:lang w:val="id_ID" w:bidi="id_ID"/>
-          </w:rPr>
-          <w:rPr>
-            <w:color w:val="0000EE"/>
-            <w:u w:val="single"/>
-          </w:rPr>
-          <w:t>Yoh. 14:5</w:t>
-        </w:r>
-      </w:hyperlink>
+      <w:r>
+        <w:rPr>
+          <w:lang w:val="id_ID" w:bidi="id_ID"/>
+        </w:rPr>
+        <w:t>Yoh. 14:5</w:t>
+      </w:r>
       <w:r>
         <w:rPr>
           <w:lang w:val="id_ID" w:bidi="id_ID"/>
         </w:rPr>
         <w:t>). Dalam adegan penutup Injil ada episode terkenal di mana Tomas meragukan kebangkitan Tuhan (</w:t>
       </w:r>
-      <w:hyperlink r:id="rId137">
-        <w:r>
-          <w:rPr>
-            <w:lang w:val="id_ID" w:bidi="id_ID"/>
-          </w:rPr>
-          <w:rPr>
-            <w:color w:val="0000EE"/>
-            <w:u w:val="single"/>
-          </w:rPr>
-          <w:t>Yoh. 20:24</w:t>
-        </w:r>
-      </w:hyperlink>
+      <w:r>
+        <w:rPr>
+          <w:lang w:val="id_ID" w:bidi="id_ID"/>
+        </w:rPr>
+        <w:t>Yoh. 20:24</w:t>
+      </w:r>
       <w:r>
         <w:rPr>
           <w:lang w:val="id_ID" w:bidi="id_ID"/>
         </w:rPr>
         <w:t xml:space="preserve">) dan kemudian diberikan bukti yang meyakinkan (ay. </w:t>
       </w:r>
-      <w:hyperlink r:id="rId141">
-        <w:r>
-          <w:rPr>
-            <w:lang w:val="id_ID" w:bidi="id_ID"/>
-          </w:rPr>
-          <w:rPr>
-            <w:color w:val="0000EE"/>
-            <w:u w:val="single"/>
-          </w:rPr>
-          <w:t>26–28</w:t>
-        </w:r>
-      </w:hyperlink>
+      <w:r>
+        <w:rPr>
+          <w:lang w:val="id_ID" w:bidi="id_ID"/>
+        </w:rPr>
+        <w:t>26–28</w:t>
+      </w:r>
       <w:r>
         <w:rPr>
           <w:lang w:val="id_ID" w:bidi="id_ID"/>
         </w:rPr>
         <w:t>), setelah itu Tomas menyebut Yesus "Tuhanku dan Allahku." Tomas juga disebutkan dalam epilog Injil Yohanes (</w:t>
       </w:r>
-      <w:hyperlink r:id="rId138">
-        <w:r>
-          <w:rPr>
-            <w:lang w:val="id_ID" w:bidi="id_ID"/>
-          </w:rPr>
-          <w:rPr>
-            <w:color w:val="0000EE"/>
-            <w:u w:val="single"/>
-          </w:rPr>
-          <w:t>Yoh. 21:2</w:t>
-        </w:r>
-      </w:hyperlink>
+      <w:r>
+        <w:rPr>
+          <w:lang w:val="id_ID" w:bidi="id_ID"/>
+        </w:rPr>
+        <w:t>Yoh. 21:2</w:t>
+      </w:r>
       <w:r>
         <w:rPr>
           <w:lang w:val="id_ID" w:bidi="id_ID"/>
@@ -4173,18 +3339,12 @@
         </w:rPr>
         <w:t>Aturan dan otoritas Allah sebagai Tuhan didasarkan pada penciptaan dan kepemilikan-Nya atas segala sesuatu dan semua orang (</w:t>
       </w:r>
-      <w:hyperlink r:id="rId142">
-        <w:r>
-          <w:rPr>
-            <w:lang w:val="id_ID" w:bidi="id_ID"/>
-          </w:rPr>
-          <w:rPr>
-            <w:color w:val="0000EE"/>
-            <w:u w:val="single"/>
-          </w:rPr>
-          <w:t>Mzm. 24:1–2</w:t>
-        </w:r>
-      </w:hyperlink>
+      <w:r>
+        <w:rPr>
+          <w:lang w:val="id_ID" w:bidi="id_ID"/>
+        </w:rPr>
+        <w:t>Mzm. 24:1–2</w:t>
+      </w:r>
       <w:r>
         <w:rPr>
           <w:lang w:val="id_ID" w:bidi="id_ID"/>
@@ -4209,18 +3369,12 @@
         </w:rPr>
         <w:t>gempa bumi, angin, api (</w:t>
       </w:r>
-      <w:hyperlink r:id="rId143">
-        <w:r>
-          <w:rPr>
-            <w:lang w:val="id_ID" w:bidi="id_ID"/>
-          </w:rPr>
-          <w:rPr>
-            <w:color w:val="0000EE"/>
-            <w:u w:val="single"/>
-          </w:rPr>
-          <w:t>1Raj. 19:10–14</w:t>
-        </w:r>
-      </w:hyperlink>
+      <w:r>
+        <w:rPr>
+          <w:lang w:val="id_ID" w:bidi="id_ID"/>
+        </w:rPr>
+        <w:t>1Raj. 19:10–14</w:t>
+      </w:r>
       <w:r>
         <w:rPr>
           <w:lang w:val="id_ID" w:bidi="id_ID"/>
@@ -4245,18 +3399,12 @@
         </w:rPr>
         <w:t>bintang (</w:t>
       </w:r>
-      <w:hyperlink r:id="rId144">
-        <w:r>
-          <w:rPr>
-            <w:lang w:val="id_ID" w:bidi="id_ID"/>
-          </w:rPr>
-          <w:rPr>
-            <w:color w:val="0000EE"/>
-            <w:u w:val="single"/>
-          </w:rPr>
-          <w:t>Yes. 40:26</w:t>
-        </w:r>
-      </w:hyperlink>
+      <w:r>
+        <w:rPr>
+          <w:lang w:val="id_ID" w:bidi="id_ID"/>
+        </w:rPr>
+        <w:t>Yes. 40:26</w:t>
+      </w:r>
       <w:r>
         <w:rPr>
           <w:lang w:val="id_ID" w:bidi="id_ID"/>
@@ -4281,18 +3429,12 @@
         </w:rPr>
         <w:t>binatang buas dan monster laut (</w:t>
       </w:r>
-      <w:hyperlink r:id="rId145">
-        <w:r>
-          <w:rPr>
-            <w:lang w:val="id_ID" w:bidi="id_ID"/>
-          </w:rPr>
-          <w:rPr>
-            <w:color w:val="0000EE"/>
-            <w:u w:val="single"/>
-          </w:rPr>
-          <w:t>Ayb. 40–41</w:t>
-        </w:r>
-      </w:hyperlink>
+      <w:r>
+        <w:rPr>
+          <w:lang w:val="id_ID" w:bidi="id_ID"/>
+        </w:rPr>
+        <w:t>Ayb. 40–41</w:t>
+      </w:r>
       <w:r>
         <w:rPr>
           <w:lang w:val="id_ID" w:bidi="id_ID"/>
@@ -4317,36 +3459,24 @@
         </w:rPr>
         <w:t>kekacauan pada zaman purba (</w:t>
       </w:r>
-      <w:hyperlink r:id="rId146">
-        <w:r>
-          <w:rPr>
-            <w:lang w:val="id_ID" w:bidi="id_ID"/>
-          </w:rPr>
-          <w:rPr>
-            <w:color w:val="0000EE"/>
-            <w:u w:val="single"/>
-          </w:rPr>
-          <w:t>Mzm. 74:12–14</w:t>
-        </w:r>
-      </w:hyperlink>
+      <w:r>
+        <w:rPr>
+          <w:lang w:val="id_ID" w:bidi="id_ID"/>
+        </w:rPr>
+        <w:t>Mzm. 74:12–14</w:t>
+      </w:r>
       <w:r>
         <w:rPr>
           <w:lang w:val="id_ID" w:bidi="id_ID"/>
         </w:rPr>
         <w:t xml:space="preserve">; </w:t>
       </w:r>
-      <w:hyperlink r:id="rId147">
-        <w:r>
-          <w:rPr>
-            <w:lang w:val="id_ID" w:bidi="id_ID"/>
-          </w:rPr>
-          <w:rPr>
-            <w:color w:val="0000EE"/>
-            <w:u w:val="single"/>
-          </w:rPr>
-          <w:t>89:8–10</w:t>
-        </w:r>
-      </w:hyperlink>
+      <w:r>
+        <w:rPr>
+          <w:lang w:val="id_ID" w:bidi="id_ID"/>
+        </w:rPr>
+        <w:t>89:8–10</w:t>
+      </w:r>
       <w:r>
         <w:rPr>
           <w:lang w:val="id_ID" w:bidi="id_ID"/>
@@ -4367,108 +3497,72 @@
         </w:rPr>
         <w:t>Para nabi kemudian mengajarkan bahwa Allah adalah Tuhan atau Raja atas sejarah karena Dia mengarahkan tindakan orang dan bangsa (</w:t>
       </w:r>
-      <w:hyperlink r:id="rId148">
-        <w:r>
-          <w:rPr>
-            <w:lang w:val="id_ID" w:bidi="id_ID"/>
-          </w:rPr>
-          <w:rPr>
-            <w:color w:val="0000EE"/>
-            <w:u w:val="single"/>
-          </w:rPr>
-          <w:t>1Raj. 19:15–18</w:t>
-        </w:r>
-      </w:hyperlink>
+      <w:r>
+        <w:rPr>
+          <w:lang w:val="id_ID" w:bidi="id_ID"/>
+        </w:rPr>
+        <w:t>1Raj. 19:15–18</w:t>
+      </w:r>
       <w:r>
         <w:rPr>
           <w:lang w:val="id_ID" w:bidi="id_ID"/>
         </w:rPr>
         <w:t xml:space="preserve">; </w:t>
       </w:r>
-      <w:hyperlink r:id="rId149">
-        <w:r>
-          <w:rPr>
-            <w:lang w:val="id_ID" w:bidi="id_ID"/>
-          </w:rPr>
-          <w:rPr>
-            <w:color w:val="0000EE"/>
-            <w:u w:val="single"/>
-          </w:rPr>
-          <w:t>Yes. 10:5–9</w:t>
-        </w:r>
-      </w:hyperlink>
+      <w:r>
+        <w:rPr>
+          <w:lang w:val="id_ID" w:bidi="id_ID"/>
+        </w:rPr>
+        <w:t>Yes. 10:5–9</w:t>
+      </w:r>
       <w:r>
         <w:rPr>
           <w:lang w:val="id_ID" w:bidi="id_ID"/>
         </w:rPr>
         <w:t xml:space="preserve">; </w:t>
       </w:r>
-      <w:hyperlink r:id="rId150">
-        <w:r>
-          <w:rPr>
-            <w:lang w:val="id_ID" w:bidi="id_ID"/>
-          </w:rPr>
-          <w:rPr>
-            <w:color w:val="0000EE"/>
-            <w:u w:val="single"/>
-          </w:rPr>
-          <w:t>Am. 9:7</w:t>
-        </w:r>
-      </w:hyperlink>
+      <w:r>
+        <w:rPr>
+          <w:lang w:val="id_ID" w:bidi="id_ID"/>
+        </w:rPr>
+        <w:t>Am. 9:7</w:t>
+      </w:r>
       <w:r>
         <w:rPr>
           <w:lang w:val="id_ID" w:bidi="id_ID"/>
         </w:rPr>
         <w:t>). Mereka juga mengatakan bahwa Dia adalah Tuhan atas moralitas secara universal (</w:t>
       </w:r>
-      <w:hyperlink r:id="rId151">
-        <w:r>
-          <w:rPr>
-            <w:lang w:val="id_ID" w:bidi="id_ID"/>
-          </w:rPr>
-          <w:rPr>
-            <w:color w:val="0000EE"/>
-            <w:u w:val="single"/>
-          </w:rPr>
-          <w:t>Yeh. 25–32</w:t>
-        </w:r>
-      </w:hyperlink>
+      <w:r>
+        <w:rPr>
+          <w:lang w:val="id_ID" w:bidi="id_ID"/>
+        </w:rPr>
+        <w:t>Yeh. 25–32</w:t>
+      </w:r>
       <w:r>
         <w:rPr>
           <w:lang w:val="id_ID" w:bidi="id_ID"/>
         </w:rPr>
         <w:t xml:space="preserve">; </w:t>
       </w:r>
-      <w:hyperlink r:id="rId152">
-        <w:r>
-          <w:rPr>
-            <w:lang w:val="id_ID" w:bidi="id_ID"/>
-          </w:rPr>
-          <w:rPr>
-            <w:color w:val="0000EE"/>
-            <w:u w:val="single"/>
-          </w:rPr>
-          <w:t>Am. 1:3–2:16</w:t>
-        </w:r>
-      </w:hyperlink>
+      <w:r>
+        <w:rPr>
+          <w:lang w:val="id_ID" w:bidi="id_ID"/>
+        </w:rPr>
+        <w:t>Am. 1:3–2:16</w:t>
+      </w:r>
       <w:r>
         <w:rPr>
           <w:lang w:val="id_ID" w:bidi="id_ID"/>
         </w:rPr>
         <w:t>). Tetapi Dia terutama adalah Tuhan Israel. Kehendak-Nya yang dinyatakan adalah hukum sipil dan agama mereka dan memerlukan ketaatan penuh (</w:t>
       </w:r>
-      <w:hyperlink r:id="rId153">
-        <w:r>
-          <w:rPr>
-            <w:lang w:val="id_ID" w:bidi="id_ID"/>
-          </w:rPr>
-          <w:rPr>
-            <w:color w:val="0000EE"/>
-            <w:u w:val="single"/>
-          </w:rPr>
-          <w:t>Kel. 20:2</w:t>
-        </w:r>
-      </w:hyperlink>
+      <w:r>
+        <w:rPr>
+          <w:lang w:val="id_ID" w:bidi="id_ID"/>
+        </w:rPr>
+        <w:t>Kel. 20:2</w:t>
+      </w:r>
       <w:r>
         <w:rPr>
           <w:lang w:val="id_ID" w:bidi="id_ID"/>
@@ -4489,72 +3583,48 @@
         </w:rPr>
         <w:t>Bagi Israel, kuasa Allah adalah penghiburan ketika mereka tertindas. Itu juga memberi mereka harapan untuk masa depan. Mereka percaya pada Hari kemenangan Tuhan, memperbaiki kesalahan, menghukum mereka yang menindas, dan memulihkan kemuliaan-Nya (</w:t>
       </w:r>
-      <w:hyperlink r:id="rId154">
-        <w:r>
-          <w:rPr>
-            <w:lang w:val="id_ID" w:bidi="id_ID"/>
-          </w:rPr>
-          <w:rPr>
-            <w:color w:val="0000EE"/>
-            <w:u w:val="single"/>
-          </w:rPr>
-          <w:t>Yes. 2:2–4, 11–12</w:t>
-        </w:r>
-      </w:hyperlink>
+      <w:r>
+        <w:rPr>
+          <w:lang w:val="id_ID" w:bidi="id_ID"/>
+        </w:rPr>
+        <w:t>Yes. 2:2–4, 11–12</w:t>
+      </w:r>
       <w:r>
         <w:rPr>
           <w:lang w:val="id_ID" w:bidi="id_ID"/>
         </w:rPr>
         <w:t xml:space="preserve">; </w:t>
       </w:r>
-      <w:hyperlink r:id="rId155">
-        <w:r>
-          <w:rPr>
-            <w:lang w:val="id_ID" w:bidi="id_ID"/>
-          </w:rPr>
-          <w:rPr>
-            <w:color w:val="0000EE"/>
-            <w:u w:val="single"/>
-          </w:rPr>
-          <w:t>34:8</w:t>
-        </w:r>
-      </w:hyperlink>
+      <w:r>
+        <w:rPr>
+          <w:lang w:val="id_ID" w:bidi="id_ID"/>
+        </w:rPr>
+        <w:t>34:8</w:t>
+      </w:r>
       <w:r>
         <w:rPr>
           <w:lang w:val="id_ID" w:bidi="id_ID"/>
         </w:rPr>
         <w:t xml:space="preserve">; </w:t>
       </w:r>
-      <w:hyperlink r:id="rId156">
-        <w:r>
-          <w:rPr>
-            <w:lang w:val="id_ID" w:bidi="id_ID"/>
-          </w:rPr>
-          <w:rPr>
-            <w:color w:val="0000EE"/>
-            <w:u w:val="single"/>
-          </w:rPr>
-          <w:t>Yeh. 30:1–5</w:t>
-        </w:r>
-      </w:hyperlink>
+      <w:r>
+        <w:rPr>
+          <w:lang w:val="id_ID" w:bidi="id_ID"/>
+        </w:rPr>
+        <w:t>Yeh. 30:1–5</w:t>
+      </w:r>
       <w:r>
         <w:rPr>
           <w:lang w:val="id_ID" w:bidi="id_ID"/>
         </w:rPr>
         <w:t xml:space="preserve">; </w:t>
       </w:r>
-      <w:hyperlink r:id="rId157">
-        <w:r>
-          <w:rPr>
-            <w:lang w:val="id_ID" w:bidi="id_ID"/>
-          </w:rPr>
-          <w:rPr>
-            <w:color w:val="0000EE"/>
-            <w:u w:val="single"/>
-          </w:rPr>
-          <w:t>Yl. 2:31–3:1</w:t>
-        </w:r>
-      </w:hyperlink>
+      <w:r>
+        <w:rPr>
+          <w:lang w:val="id_ID" w:bidi="id_ID"/>
+        </w:rPr>
+        <w:t>Yl. 2:31–3:1</w:t>
+      </w:r>
       <w:r>
         <w:rPr>
           <w:lang w:val="id_ID" w:bidi="id_ID"/>
@@ -4619,72 +3689,48 @@
         </w:rPr>
         <w:t>tuan, suami, dan penguasa (</w:t>
       </w:r>
-      <w:hyperlink r:id="rId158">
-        <w:r>
-          <w:rPr>
-            <w:lang w:val="id_ID" w:bidi="id_ID"/>
-          </w:rPr>
-          <w:rPr>
-            <w:color w:val="0000EE"/>
-            <w:u w:val="single"/>
-          </w:rPr>
-          <w:t>Mat. 25:11</w:t>
-        </w:r>
-      </w:hyperlink>
+      <w:r>
+        <w:rPr>
+          <w:lang w:val="id_ID" w:bidi="id_ID"/>
+        </w:rPr>
+        <w:t>Mat. 25:11</w:t>
+      </w:r>
       <w:r>
         <w:rPr>
           <w:lang w:val="id_ID" w:bidi="id_ID"/>
         </w:rPr>
         <w:t xml:space="preserve">; </w:t>
       </w:r>
-      <w:hyperlink r:id="rId159">
-        <w:r>
-          <w:rPr>
-            <w:lang w:val="id_ID" w:bidi="id_ID"/>
-          </w:rPr>
-          <w:rPr>
-            <w:color w:val="0000EE"/>
-            <w:u w:val="single"/>
-          </w:rPr>
-          <w:t>Luk. 14:21</w:t>
-        </w:r>
-      </w:hyperlink>
+      <w:r>
+        <w:rPr>
+          <w:lang w:val="id_ID" w:bidi="id_ID"/>
+        </w:rPr>
+        <w:t>Luk. 14:21</w:t>
+      </w:r>
       <w:r>
         <w:rPr>
           <w:lang w:val="id_ID" w:bidi="id_ID"/>
         </w:rPr>
         <w:t xml:space="preserve">; </w:t>
       </w:r>
-      <w:hyperlink r:id="rId160">
-        <w:r>
-          <w:rPr>
-            <w:lang w:val="id_ID" w:bidi="id_ID"/>
-          </w:rPr>
-          <w:rPr>
-            <w:color w:val="0000EE"/>
-            <w:u w:val="single"/>
-          </w:rPr>
-          <w:t>Kisah 25:26</w:t>
-        </w:r>
-      </w:hyperlink>
+      <w:r>
+        <w:rPr>
+          <w:lang w:val="id_ID" w:bidi="id_ID"/>
+        </w:rPr>
+        <w:t>Kisah 25:26</w:t>
+      </w:r>
       <w:r>
         <w:rPr>
           <w:lang w:val="id_ID" w:bidi="id_ID"/>
         </w:rPr>
         <w:t xml:space="preserve">; </w:t>
       </w:r>
-      <w:hyperlink r:id="rId161">
-        <w:r>
-          <w:rPr>
-            <w:lang w:val="id_ID" w:bidi="id_ID"/>
-          </w:rPr>
-          <w:rPr>
-            <w:color w:val="0000EE"/>
-            <w:u w:val="single"/>
-          </w:rPr>
-          <w:t>1Ptr. 3:6</w:t>
-        </w:r>
-      </w:hyperlink>
+      <w:r>
+        <w:rPr>
+          <w:lang w:val="id_ID" w:bidi="id_ID"/>
+        </w:rPr>
+        <w:t>1Ptr. 3:6</w:t>
+      </w:r>
       <w:r>
         <w:rPr>
           <w:lang w:val="id_ID" w:bidi="id_ID"/>
@@ -4709,36 +3755,24 @@
         </w:rPr>
         <w:t>Allah (</w:t>
       </w:r>
-      <w:hyperlink r:id="rId162">
-        <w:r>
-          <w:rPr>
-            <w:lang w:val="id_ID" w:bidi="id_ID"/>
-          </w:rPr>
-          <w:rPr>
-            <w:color w:val="0000EE"/>
-            <w:u w:val="single"/>
-          </w:rPr>
-          <w:t>Mat. 11:25</w:t>
-        </w:r>
-      </w:hyperlink>
+      <w:r>
+        <w:rPr>
+          <w:lang w:val="id_ID" w:bidi="id_ID"/>
+        </w:rPr>
+        <w:t>Mat. 11:25</w:t>
+      </w:r>
       <w:r>
         <w:rPr>
           <w:lang w:val="id_ID" w:bidi="id_ID"/>
         </w:rPr>
         <w:t xml:space="preserve">; </w:t>
       </w:r>
-      <w:hyperlink r:id="rId163">
-        <w:r>
-          <w:rPr>
-            <w:lang w:val="id_ID" w:bidi="id_ID"/>
-          </w:rPr>
-          <w:rPr>
-            <w:color w:val="0000EE"/>
-            <w:u w:val="single"/>
-          </w:rPr>
-          <w:t>Ibr. 8:2</w:t>
-        </w:r>
-      </w:hyperlink>
+      <w:r>
+        <w:rPr>
+          <w:lang w:val="id_ID" w:bidi="id_ID"/>
+        </w:rPr>
+        <w:t>Ibr. 8:2</w:t>
+      </w:r>
       <w:r>
         <w:rPr>
           <w:lang w:val="id_ID" w:bidi="id_ID"/>
@@ -4763,18 +3797,12 @@
         </w:rPr>
         <w:t>dewa-dewa (</w:t>
       </w:r>
-      <w:hyperlink r:id="rId164">
-        <w:r>
-          <w:rPr>
-            <w:lang w:val="id_ID" w:bidi="id_ID"/>
-          </w:rPr>
-          <w:rPr>
-            <w:color w:val="0000EE"/>
-            <w:u w:val="single"/>
-          </w:rPr>
-          <w:t>1Kor. 8:5</w:t>
-        </w:r>
-      </w:hyperlink>
+      <w:r>
+        <w:rPr>
+          <w:lang w:val="id_ID" w:bidi="id_ID"/>
+        </w:rPr>
+        <w:t>1Kor. 8:5</w:t>
+      </w:r>
       <w:r>
         <w:rPr>
           <w:lang w:val="id_ID" w:bidi="id_ID"/>
@@ -4826,36 +3854,24 @@
         </w:rPr>
         <w:t xml:space="preserve">gelar penghormatan secara umum (seperti "tuan," </w:t>
       </w:r>
-      <w:hyperlink r:id="rId165">
-        <w:r>
-          <w:rPr>
-            <w:lang w:val="id_ID" w:bidi="id_ID"/>
-          </w:rPr>
-          <w:rPr>
-            <w:color w:val="0000EE"/>
-            <w:u w:val="single"/>
-          </w:rPr>
-          <w:t>Mat. 8:2</w:t>
-        </w:r>
-      </w:hyperlink>
+      <w:r>
+        <w:rPr>
+          <w:lang w:val="id_ID" w:bidi="id_ID"/>
+        </w:rPr>
+        <w:t>Mat. 8:2</w:t>
+      </w:r>
       <w:r>
         <w:rPr>
           <w:lang w:val="id_ID" w:bidi="id_ID"/>
         </w:rPr>
         <w:t xml:space="preserve">; </w:t>
       </w:r>
-      <w:hyperlink r:id="rId166">
-        <w:r>
-          <w:rPr>
-            <w:lang w:val="id_ID" w:bidi="id_ID"/>
-          </w:rPr>
-          <w:rPr>
-            <w:color w:val="0000EE"/>
-            <w:u w:val="single"/>
-          </w:rPr>
-          <w:t>15:25</w:t>
-        </w:r>
-      </w:hyperlink>
+      <w:r>
+        <w:rPr>
+          <w:lang w:val="id_ID" w:bidi="id_ID"/>
+        </w:rPr>
+        <w:t>15:25</w:t>
+      </w:r>
       <w:r>
         <w:rPr>
           <w:lang w:val="id_ID" w:bidi="id_ID"/>
@@ -4880,126 +3896,84 @@
         </w:rPr>
         <w:t>sebuah ekspresi iman, penghormatan, dan penyembahan (</w:t>
       </w:r>
-      <w:hyperlink r:id="rId167">
-        <w:r>
-          <w:rPr>
-            <w:lang w:val="id_ID" w:bidi="id_ID"/>
-          </w:rPr>
-          <w:rPr>
-            <w:color w:val="0000EE"/>
-            <w:u w:val="single"/>
-          </w:rPr>
-          <w:t>Mat. 3:3</w:t>
-        </w:r>
-      </w:hyperlink>
+      <w:r>
+        <w:rPr>
+          <w:lang w:val="id_ID" w:bidi="id_ID"/>
+        </w:rPr>
+        <w:t>Mat. 3:3</w:t>
+      </w:r>
       <w:r>
         <w:rPr>
           <w:lang w:val="id_ID" w:bidi="id_ID"/>
         </w:rPr>
         <w:t xml:space="preserve">; </w:t>
       </w:r>
-      <w:hyperlink r:id="rId168">
-        <w:r>
-          <w:rPr>
-            <w:lang w:val="id_ID" w:bidi="id_ID"/>
-          </w:rPr>
-          <w:rPr>
-            <w:color w:val="0000EE"/>
-            <w:u w:val="single"/>
-          </w:rPr>
-          <w:t>Luk. 7:13</w:t>
-        </w:r>
-      </w:hyperlink>
+      <w:r>
+        <w:rPr>
+          <w:lang w:val="id_ID" w:bidi="id_ID"/>
+        </w:rPr>
+        <w:t>Luk. 7:13</w:t>
+      </w:r>
       <w:r>
         <w:rPr>
           <w:lang w:val="id_ID" w:bidi="id_ID"/>
         </w:rPr>
         <w:t xml:space="preserve">; </w:t>
       </w:r>
-      <w:hyperlink r:id="rId169">
-        <w:r>
-          <w:rPr>
-            <w:lang w:val="id_ID" w:bidi="id_ID"/>
-          </w:rPr>
-          <w:rPr>
-            <w:color w:val="0000EE"/>
-            <w:u w:val="single"/>
-          </w:rPr>
-          <w:t>Kisah 5:14</w:t>
-        </w:r>
-      </w:hyperlink>
+      <w:r>
+        <w:rPr>
+          <w:lang w:val="id_ID" w:bidi="id_ID"/>
+        </w:rPr>
+        <w:t>Kisah 5:14</w:t>
+      </w:r>
       <w:r>
         <w:rPr>
           <w:lang w:val="id_ID" w:bidi="id_ID"/>
         </w:rPr>
         <w:t xml:space="preserve">; </w:t>
       </w:r>
-      <w:hyperlink r:id="rId170">
-        <w:r>
-          <w:rPr>
-            <w:lang w:val="id_ID" w:bidi="id_ID"/>
-          </w:rPr>
-          <w:rPr>
-            <w:color w:val="0000EE"/>
-            <w:u w:val="single"/>
-          </w:rPr>
-          <w:t>9:10</w:t>
-        </w:r>
-      </w:hyperlink>
+      <w:r>
+        <w:rPr>
+          <w:lang w:val="id_ID" w:bidi="id_ID"/>
+        </w:rPr>
+        <w:t>9:10</w:t>
+      </w:r>
       <w:r>
         <w:rPr>
           <w:lang w:val="id_ID" w:bidi="id_ID"/>
         </w:rPr>
         <w:t xml:space="preserve">; </w:t>
       </w:r>
-      <w:hyperlink r:id="rId171">
-        <w:r>
-          <w:rPr>
-            <w:lang w:val="id_ID" w:bidi="id_ID"/>
-          </w:rPr>
-          <w:rPr>
-            <w:color w:val="0000EE"/>
-            <w:u w:val="single"/>
-          </w:rPr>
-          <w:t>1Kor. 6:13–14</w:t>
-        </w:r>
-      </w:hyperlink>
+      <w:r>
+        <w:rPr>
+          <w:lang w:val="id_ID" w:bidi="id_ID"/>
+        </w:rPr>
+        <w:t>1Kor. 6:13–14</w:t>
+      </w:r>
       <w:r>
         <w:rPr>
           <w:lang w:val="id_ID" w:bidi="id_ID"/>
         </w:rPr>
         <w:t xml:space="preserve">; </w:t>
       </w:r>
-      <w:hyperlink r:id="rId172">
-        <w:r>
-          <w:rPr>
-            <w:lang w:val="id_ID" w:bidi="id_ID"/>
-          </w:rPr>
-          <w:rPr>
-            <w:color w:val="0000EE"/>
-            <w:u w:val="single"/>
-          </w:rPr>
-          <w:t>Ibr. 2:3</w:t>
-        </w:r>
-      </w:hyperlink>
+      <w:r>
+        <w:rPr>
+          <w:lang w:val="id_ID" w:bidi="id_ID"/>
+        </w:rPr>
+        <w:t>Ibr. 2:3</w:t>
+      </w:r>
       <w:r>
         <w:rPr>
           <w:lang w:val="id_ID" w:bidi="id_ID"/>
         </w:rPr>
         <w:t xml:space="preserve">; </w:t>
       </w:r>
-      <w:hyperlink r:id="rId173">
-        <w:r>
-          <w:rPr>
-            <w:lang w:val="id_ID" w:bidi="id_ID"/>
-          </w:rPr>
-          <w:rPr>
-            <w:color w:val="0000EE"/>
-            <w:u w:val="single"/>
-          </w:rPr>
-          <w:t>Yak. 5:7</w:t>
-        </w:r>
-      </w:hyperlink>
+      <w:r>
+        <w:rPr>
+          <w:lang w:val="id_ID" w:bidi="id_ID"/>
+        </w:rPr>
+        <w:t>Yak. 5:7</w:t>
+      </w:r>
       <w:r>
         <w:rPr>
           <w:lang w:val="id_ID" w:bidi="id_ID"/>
@@ -5092,18 +4066,12 @@
         </w:rPr>
         <w:t xml:space="preserve">“Roh Tuhan” (yang juga adalah “Tuhan,” </w:t>
       </w:r>
-      <w:hyperlink r:id="rId174">
-        <w:r>
-          <w:rPr>
-            <w:lang w:val="id_ID" w:bidi="id_ID"/>
-          </w:rPr>
-          <w:rPr>
-            <w:color w:val="0000EE"/>
-            <w:u w:val="single"/>
-          </w:rPr>
-          <w:t>2Kor. 3:17</w:t>
-        </w:r>
-      </w:hyperlink>
+      <w:r>
+        <w:rPr>
+          <w:lang w:val="id_ID" w:bidi="id_ID"/>
+        </w:rPr>
+        <w:t>2Kor. 3:17</w:t>
+      </w:r>
       <w:r>
         <w:rPr>
           <w:lang w:val="id_ID" w:bidi="id_ID"/>
@@ -5209,72 +4177,48 @@
         </w:rPr>
         <w:t>digunakan, tidak jelas apakah yang dimaksud adalah Allah atau Kristus (</w:t>
       </w:r>
-      <w:hyperlink r:id="rId175">
-        <w:r>
-          <w:rPr>
-            <w:lang w:val="id_ID" w:bidi="id_ID"/>
-          </w:rPr>
-          <w:rPr>
-            <w:color w:val="0000EE"/>
-            <w:u w:val="single"/>
-          </w:rPr>
-          <w:t>Kisah 9:31</w:t>
-        </w:r>
-      </w:hyperlink>
+      <w:r>
+        <w:rPr>
+          <w:lang w:val="id_ID" w:bidi="id_ID"/>
+        </w:rPr>
+        <w:t>Kisah 9:31</w:t>
+      </w:r>
       <w:r>
         <w:rPr>
           <w:lang w:val="id_ID" w:bidi="id_ID"/>
         </w:rPr>
         <w:t xml:space="preserve">; </w:t>
       </w:r>
-      <w:hyperlink r:id="rId176">
-        <w:r>
-          <w:rPr>
-            <w:lang w:val="id_ID" w:bidi="id_ID"/>
-          </w:rPr>
-          <w:rPr>
-            <w:color w:val="0000EE"/>
-            <w:u w:val="single"/>
-          </w:rPr>
-          <w:t>2Kor. 8:21</w:t>
-        </w:r>
-      </w:hyperlink>
+      <w:r>
+        <w:rPr>
+          <w:lang w:val="id_ID" w:bidi="id_ID"/>
+        </w:rPr>
+        <w:t>2Kor. 8:21</w:t>
+      </w:r>
       <w:r>
         <w:rPr>
           <w:lang w:val="id_ID" w:bidi="id_ID"/>
         </w:rPr>
         <w:t xml:space="preserve">). Gelar ini diberikan kepada Yesus sendiri dalam </w:t>
       </w:r>
-      <w:hyperlink r:id="rId177">
-        <w:r>
-          <w:rPr>
-            <w:lang w:val="id_ID" w:bidi="id_ID"/>
-          </w:rPr>
-          <w:rPr>
-            <w:color w:val="0000EE"/>
-            <w:u w:val="single"/>
-          </w:rPr>
-          <w:t>Yoh. 13:13–14.</w:t>
-        </w:r>
-      </w:hyperlink>
+      <w:r>
+        <w:rPr>
+          <w:lang w:val="id_ID" w:bidi="id_ID"/>
+        </w:rPr>
+        <w:t>Yoh. 13:13–14.</w:t>
+      </w:r>
       <w:r>
         <w:rPr>
           <w:lang w:val="id_ID" w:bidi="id_ID"/>
         </w:rPr>
         <w:t xml:space="preserve"> Dalam </w:t>
       </w:r>
-      <w:hyperlink r:id="rId178">
-        <w:r>
-          <w:rPr>
-            <w:lang w:val="id_ID" w:bidi="id_ID"/>
-          </w:rPr>
-          <w:rPr>
-            <w:color w:val="0000EE"/>
-            <w:u w:val="single"/>
-          </w:rPr>
-          <w:t>Yoh. 20:28,</w:t>
-        </w:r>
-      </w:hyperlink>
+      <w:r>
+        <w:rPr>
+          <w:lang w:val="id_ID" w:bidi="id_ID"/>
+        </w:rPr>
+        <w:t>Yoh. 20:28,</w:t>
+      </w:r>
       <w:r>
         <w:rPr>
           <w:lang w:val="id_ID" w:bidi="id_ID"/>
@@ -5295,126 +4239,84 @@
         </w:rPr>
         <w:t>Dalam khotbah Kristen pertama, Petrus menjadikan ketuhanan Yesus sebagai inti keselamatan (</w:t>
       </w:r>
-      <w:hyperlink r:id="rId179">
-        <w:r>
-          <w:rPr>
-            <w:lang w:val="id_ID" w:bidi="id_ID"/>
-          </w:rPr>
-          <w:rPr>
-            <w:color w:val="0000EE"/>
-            <w:u w:val="single"/>
-          </w:rPr>
-          <w:t>Kisah 2:21</w:t>
-        </w:r>
-      </w:hyperlink>
+      <w:r>
+        <w:rPr>
+          <w:lang w:val="id_ID" w:bidi="id_ID"/>
+        </w:rPr>
+        <w:t>Kisah 2:21</w:t>
+      </w:r>
       <w:r>
         <w:rPr>
           <w:lang w:val="id_ID" w:bidi="id_ID"/>
         </w:rPr>
         <w:t>). Tampaknya, secara terbuka mengatakan "Yesus adalah Tuhan" adalah cara utama untuk mengekspresikan iman Kristen. Ini juga menjadi dasar keanggotaan dalam gereja awal (</w:t>
       </w:r>
-      <w:hyperlink r:id="rId180">
-        <w:r>
-          <w:rPr>
-            <w:lang w:val="id_ID" w:bidi="id_ID"/>
-          </w:rPr>
-          <w:rPr>
-            <w:color w:val="0000EE"/>
-            <w:u w:val="single"/>
-          </w:rPr>
-          <w:t>Kisah 16:31</w:t>
-        </w:r>
-      </w:hyperlink>
+      <w:r>
+        <w:rPr>
+          <w:lang w:val="id_ID" w:bidi="id_ID"/>
+        </w:rPr>
+        <w:t>Kisah 16:31</w:t>
+      </w:r>
       <w:r>
         <w:rPr>
           <w:lang w:val="id_ID" w:bidi="id_ID"/>
         </w:rPr>
         <w:t xml:space="preserve">; </w:t>
       </w:r>
-      <w:hyperlink r:id="rId181">
-        <w:r>
-          <w:rPr>
-            <w:lang w:val="id_ID" w:bidi="id_ID"/>
-          </w:rPr>
-          <w:rPr>
-            <w:color w:val="0000EE"/>
-            <w:u w:val="single"/>
-          </w:rPr>
-          <w:t>Rm. 10:9</w:t>
-        </w:r>
-      </w:hyperlink>
+      <w:r>
+        <w:rPr>
+          <w:lang w:val="id_ID" w:bidi="id_ID"/>
+        </w:rPr>
+        <w:t>Rm. 10:9</w:t>
+      </w:r>
       <w:r>
         <w:rPr>
           <w:lang w:val="id_ID" w:bidi="id_ID"/>
         </w:rPr>
         <w:t xml:space="preserve">; </w:t>
       </w:r>
-      <w:hyperlink r:id="rId182">
-        <w:r>
-          <w:rPr>
-            <w:lang w:val="id_ID" w:bidi="id_ID"/>
-          </w:rPr>
-          <w:rPr>
-            <w:color w:val="0000EE"/>
-            <w:u w:val="single"/>
-          </w:rPr>
-          <w:t>1Kor. 12:3</w:t>
-        </w:r>
-      </w:hyperlink>
+      <w:r>
+        <w:rPr>
+          <w:lang w:val="id_ID" w:bidi="id_ID"/>
+        </w:rPr>
+        <w:t>1Kor. 12:3</w:t>
+      </w:r>
       <w:r>
         <w:rPr>
           <w:lang w:val="id_ID" w:bidi="id_ID"/>
         </w:rPr>
         <w:t xml:space="preserve">; </w:t>
       </w:r>
-      <w:hyperlink r:id="rId183">
-        <w:r>
-          <w:rPr>
-            <w:lang w:val="id_ID" w:bidi="id_ID"/>
-          </w:rPr>
-          <w:rPr>
-            <w:color w:val="0000EE"/>
-            <w:u w:val="single"/>
-          </w:rPr>
-          <w:t>Flp. 2:11</w:t>
-        </w:r>
-      </w:hyperlink>
+      <w:r>
+        <w:rPr>
+          <w:lang w:val="id_ID" w:bidi="id_ID"/>
+        </w:rPr>
+        <w:t>Flp. 2:11</w:t>
+      </w:r>
       <w:r>
         <w:rPr>
           <w:lang w:val="id_ID" w:bidi="id_ID"/>
         </w:rPr>
         <w:t xml:space="preserve">). Namun, ini bisa menjadi sekedar pernyataan formal daripada keyakinan yang tulus. Itulah sebabnya ada peringatan dalam </w:t>
       </w:r>
-      <w:hyperlink r:id="rId184">
-        <w:r>
-          <w:rPr>
-            <w:lang w:val="id_ID" w:bidi="id_ID"/>
-          </w:rPr>
-          <w:rPr>
-            <w:color w:val="0000EE"/>
-            <w:u w:val="single"/>
-          </w:rPr>
-          <w:t>Mat. 7:21</w:t>
-        </w:r>
-      </w:hyperlink>
+      <w:r>
+        <w:rPr>
+          <w:lang w:val="id_ID" w:bidi="id_ID"/>
+        </w:rPr>
+        <w:t>Mat. 7:21</w:t>
+      </w:r>
       <w:r>
         <w:rPr>
           <w:lang w:val="id_ID" w:bidi="id_ID"/>
         </w:rPr>
         <w:t xml:space="preserve"> dan </w:t>
       </w:r>
-      <w:hyperlink r:id="rId185">
-        <w:r>
-          <w:rPr>
-            <w:lang w:val="id_ID" w:bidi="id_ID"/>
-          </w:rPr>
-          <w:rPr>
-            <w:color w:val="0000EE"/>
-            <w:u w:val="single"/>
-          </w:rPr>
-          <w:t>Luk. 6:46</w:t>
-        </w:r>
-      </w:hyperlink>
+      <w:r>
+        <w:rPr>
+          <w:lang w:val="id_ID" w:bidi="id_ID"/>
+        </w:rPr>
+        <w:t>Luk. 6:46</w:t>
+      </w:r>
       <w:r>
         <w:rPr>
           <w:lang w:val="id_ID" w:bidi="id_ID"/>
@@ -5457,36 +4359,24 @@
         </w:rPr>
         <w:t>Dalam penggunaan umum, "tuan" mencerminkan sistem perbudakan dan menyiratkan kekuasaan mutlak yang dijalankan oleh tuan atas budak yang dibeli. Oleh karenanya, Paulus dengan percaya diri menjelaskan implikasi moral dari penebusan Kristen (</w:t>
       </w:r>
-      <w:hyperlink r:id="rId186">
-        <w:r>
-          <w:rPr>
-            <w:lang w:val="id_ID" w:bidi="id_ID"/>
-          </w:rPr>
-          <w:rPr>
-            <w:color w:val="0000EE"/>
-            <w:u w:val="single"/>
-          </w:rPr>
-          <w:t>1Kor. 6:19–20</w:t>
-        </w:r>
-      </w:hyperlink>
+      <w:r>
+        <w:rPr>
+          <w:lang w:val="id_ID" w:bidi="id_ID"/>
+        </w:rPr>
+        <w:t>1Kor. 6:19–20</w:t>
+      </w:r>
       <w:r>
         <w:rPr>
           <w:lang w:val="id_ID" w:bidi="id_ID"/>
         </w:rPr>
         <w:t xml:space="preserve">; </w:t>
       </w:r>
-      <w:hyperlink r:id="rId187">
-        <w:r>
-          <w:rPr>
-            <w:lang w:val="id_ID" w:bidi="id_ID"/>
-          </w:rPr>
-          <w:rPr>
-            <w:color w:val="0000EE"/>
-            <w:u w:val="single"/>
-          </w:rPr>
-          <w:t>7:22–23</w:t>
-        </w:r>
-      </w:hyperlink>
+      <w:r>
+        <w:rPr>
+          <w:lang w:val="id_ID" w:bidi="id_ID"/>
+        </w:rPr>
+        <w:t>7:22–23</w:t>
+      </w:r>
       <w:r>
         <w:rPr>
           <w:lang w:val="id_ID" w:bidi="id_ID"/>
@@ -5511,18 +4401,12 @@
         </w:rPr>
         <w:t>Dalam pemikiran Yahudi, gelar tersebut memiliki makna kerajaan dan otoritatif yang terkait dengan Mesias (</w:t>
       </w:r>
-      <w:hyperlink r:id="rId188">
-        <w:r>
-          <w:rPr>
-            <w:lang w:val="id_ID" w:bidi="id_ID"/>
-          </w:rPr>
-          <w:rPr>
-            <w:color w:val="0000EE"/>
-            <w:u w:val="single"/>
-          </w:rPr>
-          <w:t>Luk. 20:41–44</w:t>
-        </w:r>
-      </w:hyperlink>
+      <w:r>
+        <w:rPr>
+          <w:lang w:val="id_ID" w:bidi="id_ID"/>
+        </w:rPr>
+        <w:t>Luk. 20:41–44</w:t>
+      </w:r>
       <w:r>
         <w:rPr>
           <w:lang w:val="id_ID" w:bidi="id_ID"/>
@@ -5547,36 +4431,24 @@
         </w:rPr>
         <w:t>Secara politik, "Tuhan/Tuan" adalah gelar yang diklaim oleh Kaisar. Jadi, penting bahwa Yesus disebut "Raja segala raja dan Tuhan segala tuhan" pada masa Domitianus, ketika penyembahan kepada Kaisar diwajibkan (</w:t>
       </w:r>
-      <w:hyperlink r:id="rId189">
-        <w:r>
-          <w:rPr>
-            <w:lang w:val="id_ID" w:bidi="id_ID"/>
-          </w:rPr>
-          <w:rPr>
-            <w:color w:val="0000EE"/>
-            <w:u w:val="single"/>
-          </w:rPr>
-          <w:t>Why. 17:14</w:t>
-        </w:r>
-      </w:hyperlink>
+      <w:r>
+        <w:rPr>
+          <w:lang w:val="id_ID" w:bidi="id_ID"/>
+        </w:rPr>
+        <w:t>Why. 17:14</w:t>
+      </w:r>
       <w:r>
         <w:rPr>
           <w:lang w:val="id_ID" w:bidi="id_ID"/>
         </w:rPr>
         <w:t xml:space="preserve">; </w:t>
       </w:r>
-      <w:hyperlink r:id="rId190">
-        <w:r>
-          <w:rPr>
-            <w:lang w:val="id_ID" w:bidi="id_ID"/>
-          </w:rPr>
-          <w:rPr>
-            <w:color w:val="0000EE"/>
-            <w:u w:val="single"/>
-          </w:rPr>
-          <w:t>19:16</w:t>
-        </w:r>
-      </w:hyperlink>
+      <w:r>
+        <w:rPr>
+          <w:lang w:val="id_ID" w:bidi="id_ID"/>
+        </w:rPr>
+        <w:t>19:16</w:t>
+      </w:r>
       <w:r>
         <w:rPr>
           <w:lang w:val="id_ID" w:bidi="id_ID"/>
@@ -5597,54 +4469,36 @@
         </w:rPr>
         <w:t>Bagi orang Yahudi berbahasa Yunani yang tinggal di luar Israel yang akrab dengan Septuaginta, dan bagi orang non-Yahudi yang menggunakan gelar "Tuhan" untuk banyak dewa mereka, menyebut Yesus sebagai "Tuhan" dianggap sebagai penghujatan. Ini sangat menyinggung ketika dikaitkan dengan gelar seperti "Anak Allah," serta tindakan doa, pujian, pengabdian penuh, dan harapan (</w:t>
       </w:r>
-      <w:hyperlink r:id="rId191">
-        <w:r>
-          <w:rPr>
-            <w:lang w:val="id_ID" w:bidi="id_ID"/>
-          </w:rPr>
-          <w:rPr>
-            <w:color w:val="0000EE"/>
-            <w:u w:val="single"/>
-          </w:rPr>
-          <w:t>1Kor. 8:5–6</w:t>
-        </w:r>
-      </w:hyperlink>
+      <w:r>
+        <w:rPr>
+          <w:lang w:val="id_ID" w:bidi="id_ID"/>
+        </w:rPr>
+        <w:t>1Kor. 8:5–6</w:t>
+      </w:r>
       <w:r>
         <w:rPr>
           <w:lang w:val="id_ID" w:bidi="id_ID"/>
         </w:rPr>
         <w:t xml:space="preserve">; </w:t>
       </w:r>
-      <w:hyperlink r:id="rId192">
-        <w:r>
-          <w:rPr>
-            <w:lang w:val="id_ID" w:bidi="id_ID"/>
-          </w:rPr>
-          <w:rPr>
-            <w:color w:val="0000EE"/>
-            <w:u w:val="single"/>
-          </w:rPr>
-          <w:t>Flp. 2:9–11</w:t>
-        </w:r>
-      </w:hyperlink>
+      <w:r>
+        <w:rPr>
+          <w:lang w:val="id_ID" w:bidi="id_ID"/>
+        </w:rPr>
+        <w:t>Flp. 2:9–11</w:t>
+      </w:r>
       <w:r>
         <w:rPr>
           <w:lang w:val="id_ID" w:bidi="id_ID"/>
         </w:rPr>
         <w:t xml:space="preserve">; </w:t>
       </w:r>
-      <w:hyperlink r:id="rId193">
-        <w:r>
-          <w:rPr>
-            <w:lang w:val="id_ID" w:bidi="id_ID"/>
-          </w:rPr>
-          <w:rPr>
-            <w:color w:val="0000EE"/>
-            <w:u w:val="single"/>
-          </w:rPr>
-          <w:t>1Tes. 4:14–17</w:t>
-        </w:r>
-      </w:hyperlink>
+      <w:r>
+        <w:rPr>
+          <w:lang w:val="id_ID" w:bidi="id_ID"/>
+        </w:rPr>
+        <w:t>1Tes. 4:14–17</w:t>
+      </w:r>
       <w:r>
         <w:rPr>
           <w:lang w:val="id_ID" w:bidi="id_ID"/>
@@ -5756,234 +4610,156 @@
         </w:rPr>
         <w:t>Tumpuan kaki yang digunakan untuk menopang kaki seseorang. Sebagian dari penghasilan emas Raja Salomo digunakan untuk membuat tumpuan kaki pada takhta gadingnya (</w:t>
       </w:r>
-      <w:hyperlink r:id="rId194">
-        <w:r>
-          <w:rPr>
-            <w:lang w:val="id_ID" w:bidi="id_ID"/>
-          </w:rPr>
-          <w:rPr>
-            <w:color w:val="0000EE"/>
-            <w:u w:val="single"/>
-          </w:rPr>
-          <w:t>2Taw. 9:18</w:t>
-        </w:r>
-      </w:hyperlink>
+      <w:r>
+        <w:rPr>
+          <w:lang w:val="id_ID" w:bidi="id_ID"/>
+        </w:rPr>
+        <w:t>2Taw. 9:18</w:t>
+      </w:r>
       <w:r>
         <w:rPr>
           <w:lang w:val="id_ID" w:bidi="id_ID"/>
         </w:rPr>
         <w:t>). Kata "tumpuan kaki" sering digunakan secara metaforis. Baik tabut perjanjian maupun bait suci disebut sebagai tumpuan kaki Allah karena keduanya merupakan tempat Allah berdiam (kemuliaan-Nya tinggal di sana) dan memerintah (</w:t>
       </w:r>
-      <w:hyperlink r:id="rId195">
-        <w:r>
-          <w:rPr>
-            <w:lang w:val="id_ID" w:bidi="id_ID"/>
-          </w:rPr>
-          <w:rPr>
-            <w:color w:val="0000EE"/>
-            <w:u w:val="single"/>
-          </w:rPr>
-          <w:t>1Taw. 28:2</w:t>
-        </w:r>
-      </w:hyperlink>
+      <w:r>
+        <w:rPr>
+          <w:lang w:val="id_ID" w:bidi="id_ID"/>
+        </w:rPr>
+        <w:t>1Taw. 28:2</w:t>
+      </w:r>
       <w:r>
         <w:rPr>
           <w:lang w:val="id_ID" w:bidi="id_ID"/>
         </w:rPr>
         <w:t xml:space="preserve">; </w:t>
       </w:r>
-      <w:hyperlink r:id="rId196">
-        <w:r>
-          <w:rPr>
-            <w:lang w:val="id_ID" w:bidi="id_ID"/>
-          </w:rPr>
-          <w:rPr>
-            <w:color w:val="0000EE"/>
-            <w:u w:val="single"/>
-          </w:rPr>
-          <w:t>Mzm. 99:5</w:t>
-        </w:r>
-      </w:hyperlink>
+      <w:r>
+        <w:rPr>
+          <w:lang w:val="id_ID" w:bidi="id_ID"/>
+        </w:rPr>
+        <w:t>Mzm. 99:5</w:t>
+      </w:r>
       <w:r>
         <w:rPr>
           <w:lang w:val="id_ID" w:bidi="id_ID"/>
         </w:rPr>
         <w:t xml:space="preserve">; </w:t>
       </w:r>
-      <w:hyperlink r:id="rId197">
-        <w:r>
-          <w:rPr>
-            <w:lang w:val="id_ID" w:bidi="id_ID"/>
-          </w:rPr>
-          <w:rPr>
-            <w:color w:val="0000EE"/>
-            <w:u w:val="single"/>
-          </w:rPr>
-          <w:t>132:7</w:t>
-        </w:r>
-      </w:hyperlink>
+      <w:r>
+        <w:rPr>
+          <w:lang w:val="id_ID" w:bidi="id_ID"/>
+        </w:rPr>
+        <w:t>132:7</w:t>
+      </w:r>
       <w:r>
         <w:rPr>
           <w:lang w:val="id_ID" w:bidi="id_ID"/>
         </w:rPr>
         <w:t xml:space="preserve">; </w:t>
       </w:r>
-      <w:hyperlink r:id="rId198">
-        <w:r>
-          <w:rPr>
-            <w:lang w:val="id_ID" w:bidi="id_ID"/>
-          </w:rPr>
-          <w:rPr>
-            <w:color w:val="0000EE"/>
-            <w:u w:val="single"/>
-          </w:rPr>
-          <w:t>Rat. 2:1</w:t>
-        </w:r>
-      </w:hyperlink>
+      <w:r>
+        <w:rPr>
+          <w:lang w:val="id_ID" w:bidi="id_ID"/>
+        </w:rPr>
+        <w:t>Rat. 2:1</w:t>
+      </w:r>
       <w:r>
         <w:rPr>
           <w:lang w:val="id_ID" w:bidi="id_ID"/>
         </w:rPr>
         <w:t xml:space="preserve">; bdk. </w:t>
       </w:r>
-      <w:hyperlink r:id="rId199">
-        <w:r>
-          <w:rPr>
-            <w:lang w:val="id_ID" w:bidi="id_ID"/>
-          </w:rPr>
-          <w:rPr>
-            <w:color w:val="0000EE"/>
-            <w:u w:val="single"/>
-          </w:rPr>
-          <w:t>Yes. 60:13</w:t>
-        </w:r>
-      </w:hyperlink>
+      <w:r>
+        <w:rPr>
+          <w:lang w:val="id_ID" w:bidi="id_ID"/>
+        </w:rPr>
+        <w:t>Yes. 60:13</w:t>
+      </w:r>
       <w:r>
         <w:rPr>
           <w:lang w:val="id_ID" w:bidi="id_ID"/>
         </w:rPr>
         <w:t>). Musuh-musuh Mesias akan menjadi tumpuan kaki-Nya; artinya, mereka akan sepenuhnya ditaklukkan oleh kuasa Tuhan (</w:t>
       </w:r>
-      <w:hyperlink r:id="rId200">
-        <w:r>
-          <w:rPr>
-            <w:lang w:val="id_ID" w:bidi="id_ID"/>
-          </w:rPr>
-          <w:rPr>
-            <w:color w:val="0000EE"/>
-            <w:u w:val="single"/>
-          </w:rPr>
-          <w:t>Mzm. 110:1</w:t>
-        </w:r>
-      </w:hyperlink>
+      <w:r>
+        <w:rPr>
+          <w:lang w:val="id_ID" w:bidi="id_ID"/>
+        </w:rPr>
+        <w:t>Mzm. 110:1</w:t>
+      </w:r>
       <w:r>
         <w:rPr>
           <w:lang w:val="id_ID" w:bidi="id_ID"/>
         </w:rPr>
         <w:t>). Banyak referensi PB tentang tumpuan kaki (secara harfiah “sesuatu di bawah kaki”) senada dengan harapan PL tentang penaklukan terakhir atas musuh-musuh Mesias (</w:t>
       </w:r>
-      <w:hyperlink r:id="rId201">
-        <w:r>
-          <w:rPr>
-            <w:lang w:val="id_ID" w:bidi="id_ID"/>
-          </w:rPr>
-          <w:rPr>
-            <w:color w:val="0000EE"/>
-            <w:u w:val="single"/>
-          </w:rPr>
-          <w:t>Mat. 22:44</w:t>
-        </w:r>
-      </w:hyperlink>
+      <w:r>
+        <w:rPr>
+          <w:lang w:val="id_ID" w:bidi="id_ID"/>
+        </w:rPr>
+        <w:t>Mat. 22:44</w:t>
+      </w:r>
       <w:r>
         <w:rPr>
           <w:lang w:val="id_ID" w:bidi="id_ID"/>
         </w:rPr>
         <w:t xml:space="preserve">; </w:t>
       </w:r>
-      <w:hyperlink r:id="rId202">
-        <w:r>
-          <w:rPr>
-            <w:lang w:val="id_ID" w:bidi="id_ID"/>
-          </w:rPr>
-          <w:rPr>
-            <w:color w:val="0000EE"/>
-            <w:u w:val="single"/>
-          </w:rPr>
-          <w:t>Mrk. 12:36</w:t>
-        </w:r>
-      </w:hyperlink>
+      <w:r>
+        <w:rPr>
+          <w:lang w:val="id_ID" w:bidi="id_ID"/>
+        </w:rPr>
+        <w:t>Mrk. 12:36</w:t>
+      </w:r>
       <w:r>
         <w:rPr>
           <w:lang w:val="id_ID" w:bidi="id_ID"/>
         </w:rPr>
         <w:t xml:space="preserve">; </w:t>
       </w:r>
-      <w:hyperlink r:id="rId203">
-        <w:r>
-          <w:rPr>
-            <w:lang w:val="id_ID" w:bidi="id_ID"/>
-          </w:rPr>
-          <w:rPr>
-            <w:color w:val="0000EE"/>
-            <w:u w:val="single"/>
-          </w:rPr>
-          <w:t>Luk. 20:43</w:t>
-        </w:r>
-      </w:hyperlink>
+      <w:r>
+        <w:rPr>
+          <w:lang w:val="id_ID" w:bidi="id_ID"/>
+        </w:rPr>
+        <w:t>Luk. 20:43</w:t>
+      </w:r>
       <w:r>
         <w:rPr>
           <w:lang w:val="id_ID" w:bidi="id_ID"/>
         </w:rPr>
         <w:t xml:space="preserve">; </w:t>
       </w:r>
-      <w:hyperlink r:id="rId204">
-        <w:r>
-          <w:rPr>
-            <w:lang w:val="id_ID" w:bidi="id_ID"/>
-          </w:rPr>
-          <w:rPr>
-            <w:color w:val="0000EE"/>
-            <w:u w:val="single"/>
-          </w:rPr>
-          <w:t>Kisah 2:35</w:t>
-        </w:r>
-      </w:hyperlink>
+      <w:r>
+        <w:rPr>
+          <w:lang w:val="id_ID" w:bidi="id_ID"/>
+        </w:rPr>
+        <w:t>Kisah 2:35</w:t>
+      </w:r>
       <w:r>
         <w:rPr>
           <w:lang w:val="id_ID" w:bidi="id_ID"/>
         </w:rPr>
         <w:t xml:space="preserve">; </w:t>
       </w:r>
-      <w:hyperlink r:id="rId205">
-        <w:r>
-          <w:rPr>
-            <w:lang w:val="id_ID" w:bidi="id_ID"/>
-          </w:rPr>
-          <w:rPr>
-            <w:color w:val="0000EE"/>
-            <w:u w:val="single"/>
-          </w:rPr>
-          <w:t>Ibr. 1:13</w:t>
-        </w:r>
-      </w:hyperlink>
+      <w:r>
+        <w:rPr>
+          <w:lang w:val="id_ID" w:bidi="id_ID"/>
+        </w:rPr>
+        <w:t>Ibr. 1:13</w:t>
+      </w:r>
       <w:r>
         <w:rPr>
           <w:lang w:val="id_ID" w:bidi="id_ID"/>
         </w:rPr>
         <w:t xml:space="preserve">; </w:t>
       </w:r>
-      <w:hyperlink r:id="rId206">
-        <w:r>
-          <w:rPr>
-            <w:lang w:val="id_ID" w:bidi="id_ID"/>
-          </w:rPr>
-          <w:rPr>
-            <w:color w:val="0000EE"/>
-            <w:u w:val="single"/>
-          </w:rPr>
-          <w:t>10:13</w:t>
-        </w:r>
-      </w:hyperlink>
+      <w:r>
+        <w:rPr>
+          <w:lang w:val="id_ID" w:bidi="id_ID"/>
+        </w:rPr>
+        <w:t>10:13</w:t>
+      </w:r>
       <w:r>
         <w:rPr>
           <w:lang w:val="id_ID" w:bidi="id_ID"/>
